--- a/python activity ABL.docx
+++ b/python activity ABL.docx
@@ -57,7 +57,6 @@
         </w:rPr>
         <w:t>-</w:t>
       </w:r>
-      <w:proofErr w:type="gramStart"/>
       <w:r>
         <w:rPr>
           <w:b/>
@@ -68,15 +67,26 @@
         <w:t>1.</w:t>
       </w:r>
       <w:r>
+        <w:t xml:space="preserve"> </w:t>
+      </w:r>
+      <w:r>
         <w:rPr>
           <w:b/>
           <w:bCs/>
           <w:sz w:val="44"/>
           <w:szCs w:val="44"/>
         </w:rPr>
-        <w:t>Scholarship</w:t>
-      </w:r>
-      <w:proofErr w:type="gramEnd"/>
+        <w:t>University Scholarship Allocation</w:t>
+      </w:r>
+      <w:r>
+        <w:rPr>
+          <w:b/>
+          <w:bCs/>
+          <w:sz w:val="44"/>
+          <w:szCs w:val="44"/>
+        </w:rPr>
+        <w:t>:</w:t>
+      </w:r>
     </w:p>
     <w:p>
       <w:pPr>
@@ -421,6 +431,7 @@
         <w:rPr>
           <w:rStyle w:val="HTMLCode"/>
         </w:rPr>
+        <w:lastRenderedPageBreak/>
         <w:t xml:space="preserve">              PRINT "Eligible"</w:t>
       </w:r>
     </w:p>
@@ -543,67 +554,27 @@
     </w:p>
     <w:p>
       <w:r>
-        <w:t xml:space="preserve">marks = </w:t>
-      </w:r>
-      <w:proofErr w:type="gramStart"/>
-      <w:r>
-        <w:t>float(input(</w:t>
-      </w:r>
-      <w:proofErr w:type="gramEnd"/>
-      <w:r>
-        <w:t>"Enter aggregate marks (%): "))</w:t>
-      </w:r>
-    </w:p>
-    <w:p>
-      <w:r>
-        <w:t xml:space="preserve">subject1 = </w:t>
-      </w:r>
-      <w:proofErr w:type="gramStart"/>
-      <w:r>
-        <w:t>float(input(</w:t>
-      </w:r>
-      <w:proofErr w:type="gramEnd"/>
-      <w:r>
-        <w:t>"Enter marks in Subject 1: "))</w:t>
-      </w:r>
-    </w:p>
-    <w:p>
-      <w:r>
-        <w:t xml:space="preserve">subject2 = </w:t>
-      </w:r>
-      <w:proofErr w:type="gramStart"/>
-      <w:r>
-        <w:t>float(input(</w:t>
-      </w:r>
-      <w:proofErr w:type="gramEnd"/>
-      <w:r>
-        <w:t>"Enter marks in Subject 2: "))</w:t>
-      </w:r>
-    </w:p>
-    <w:p>
-      <w:r>
-        <w:t xml:space="preserve">attendance = </w:t>
-      </w:r>
-      <w:proofErr w:type="gramStart"/>
-      <w:r>
-        <w:t>float(input(</w:t>
-      </w:r>
-      <w:proofErr w:type="gramEnd"/>
-      <w:r>
-        <w:t>"Enter attendance percentage: "))</w:t>
-      </w:r>
-    </w:p>
-    <w:p>
-      <w:r>
-        <w:t xml:space="preserve">income = </w:t>
-      </w:r>
-      <w:proofErr w:type="gramStart"/>
-      <w:r>
-        <w:t>float(input(</w:t>
-      </w:r>
-      <w:proofErr w:type="gramEnd"/>
-      <w:r>
-        <w:t>"Enter annual family income (Rs.): "))</w:t>
+        <w:t>marks = float(input("Enter aggregate marks (%): "))</w:t>
+      </w:r>
+    </w:p>
+    <w:p>
+      <w:r>
+        <w:t>subject1 = float(input("Enter marks in Subject 1: "))</w:t>
+      </w:r>
+    </w:p>
+    <w:p>
+      <w:r>
+        <w:t>subject2 = float(input("Enter marks in Subject 2: "))</w:t>
+      </w:r>
+    </w:p>
+    <w:p>
+      <w:r>
+        <w:t>attendance = float(input("Enter attendance percentage: "))</w:t>
+      </w:r>
+    </w:p>
+    <w:p>
+      <w:r>
+        <w:t>income = float(input("Enter annual family income (Rs.): "))</w:t>
       </w:r>
     </w:p>
     <w:p>
@@ -624,15 +595,7 @@
         <w:ind w:left="720"/>
       </w:pPr>
       <w:r>
-        <w:t xml:space="preserve">    </w:t>
-      </w:r>
-      <w:proofErr w:type="gramStart"/>
-      <w:r>
-        <w:t>print(</w:t>
-      </w:r>
-      <w:proofErr w:type="gramEnd"/>
-      <w:r>
-        <w:t>"Student is Eligible for Scholarship")</w:t>
+        <w:t xml:space="preserve">    print("Student is Eligible for Scholarship")</w:t>
       </w:r>
     </w:p>
     <w:p>
@@ -642,15 +605,7 @@
     </w:p>
     <w:p>
       <w:r>
-        <w:t xml:space="preserve">  </w:t>
-      </w:r>
-      <w:proofErr w:type="gramStart"/>
-      <w:r>
-        <w:t>print(</w:t>
-      </w:r>
-      <w:proofErr w:type="gramEnd"/>
-      <w:r>
-        <w:t>"Student is Not Eligible for Scholarship"</w:t>
+        <w:t xml:space="preserve">  print("Student is Not Eligible for Scholarship"</w:t>
       </w:r>
     </w:p>
     <w:p>
@@ -917,6 +872,7 @@
           </w:tcPr>
           <w:p>
             <w:r>
+              <w:lastRenderedPageBreak/>
               <w:t>5</w:t>
             </w:r>
           </w:p>
@@ -1111,6 +1067,7 @@
     </w:p>
     <w:p>
       <w:r>
+        <w:lastRenderedPageBreak/>
         <w:t>Enter aggregate marks (%): 85</w:t>
       </w:r>
     </w:p>
@@ -1131,7 +1088,6 @@
     </w:p>
     <w:p>
       <w:r>
-        <w:lastRenderedPageBreak/>
         <w:t>Enter annual family income (Rs.): 400000</w:t>
       </w:r>
     </w:p>
@@ -1186,21 +1142,12 @@
           <w:bCs/>
         </w:rPr>
       </w:pPr>
-      <w:proofErr w:type="gramStart"/>
-      <w:r>
-        <w:rPr>
-          <w:b/>
-          <w:bCs/>
-        </w:rPr>
-        <w:t>10:Actual</w:t>
-      </w:r>
-      <w:proofErr w:type="gramEnd"/>
-      <w:r>
-        <w:rPr>
-          <w:b/>
-          <w:bCs/>
-        </w:rPr>
-        <w:t xml:space="preserve"> Output:</w:t>
+      <w:r>
+        <w:rPr>
+          <w:b/>
+          <w:bCs/>
+        </w:rPr>
+        <w:t>10:Actual Output:</w:t>
       </w:r>
     </w:p>
     <w:p>
@@ -1209,7 +1156,7 @@
           <w:noProof/>
         </w:rPr>
         <w:drawing>
-          <wp:inline distT="0" distB="0" distL="0" distR="0" wp14:anchorId="49F8332A" wp14:editId="275F629E">
+          <wp:inline distT="0" distB="0" distL="0" distR="0" wp14:anchorId="49F8332A" wp14:editId="4FC33C9E">
             <wp:extent cx="5731510" cy="1160780"/>
             <wp:effectExtent l="0" t="0" r="2540" b="1270"/>
             <wp:docPr id="347376650" name="Picture 2"/>
@@ -1322,7 +1269,6 @@
         </w:rPr>
         <w:t>Experiment -</w:t>
       </w:r>
-      <w:proofErr w:type="gramStart"/>
       <w:r>
         <w:rPr>
           <w:sz w:val="56"/>
@@ -1335,28 +1281,20 @@
           <w:sz w:val="56"/>
           <w:szCs w:val="56"/>
         </w:rPr>
-        <w:t>Employee</w:t>
-      </w:r>
-      <w:proofErr w:type="gramEnd"/>
+        <w:t>Employee Payroll and Deduction</w:t>
+      </w:r>
       <w:r>
         <w:rPr>
           <w:sz w:val="56"/>
           <w:szCs w:val="56"/>
         </w:rPr>
-        <w:t xml:space="preserve"> Payroll and Deduction</w:t>
+        <w:t xml:space="preserve"> </w:t>
       </w:r>
       <w:r>
         <w:rPr>
           <w:sz w:val="56"/>
           <w:szCs w:val="56"/>
         </w:rPr>
-        <w:t xml:space="preserve"> </w:t>
-      </w:r>
-      <w:r>
-        <w:rPr>
-          <w:sz w:val="56"/>
-          <w:szCs w:val="56"/>
-        </w:rPr>
         <w:t>Analysis:</w:t>
       </w:r>
     </w:p>
@@ -1372,6 +1310,7 @@
           <w:b/>
           <w:bCs/>
         </w:rPr>
+        <w:lastRenderedPageBreak/>
         <w:t>1. Problem</w:t>
       </w:r>
       <w:r>
@@ -1428,7 +1367,6 @@
         </w:numPr>
       </w:pPr>
       <w:r>
-        <w:lastRenderedPageBreak/>
         <w:t xml:space="preserve">To calculate deductions based on salary. </w:t>
       </w:r>
     </w:p>
@@ -1643,6 +1581,7 @@
           <w:b/>
           <w:bCs/>
         </w:rPr>
+        <w:lastRenderedPageBreak/>
         <w:t>6.</w:t>
       </w:r>
       <w:r>
@@ -1697,68 +1636,27 @@
     </w:p>
     <w:p>
       <w:r>
-        <w:t xml:space="preserve">name = </w:t>
-      </w:r>
-      <w:proofErr w:type="gramStart"/>
-      <w:r>
-        <w:t>input(</w:t>
-      </w:r>
-      <w:proofErr w:type="gramEnd"/>
-      <w:r>
-        <w:t>"Enter employee name: ")</w:t>
-      </w:r>
-    </w:p>
-    <w:p>
-      <w:r>
-        <w:lastRenderedPageBreak/>
-        <w:t xml:space="preserve">basic = </w:t>
-      </w:r>
-      <w:proofErr w:type="gramStart"/>
-      <w:r>
-        <w:t>float(input(</w:t>
-      </w:r>
-      <w:proofErr w:type="gramEnd"/>
-      <w:r>
-        <w:t>"Enter basic pay: "))</w:t>
-      </w:r>
-    </w:p>
-    <w:p>
-      <w:r>
-        <w:t xml:space="preserve">allowances = </w:t>
-      </w:r>
-      <w:proofErr w:type="gramStart"/>
-      <w:r>
-        <w:t>float(input(</w:t>
-      </w:r>
-      <w:proofErr w:type="gramEnd"/>
-      <w:r>
-        <w:t>"Enter allowances: "))</w:t>
-      </w:r>
-    </w:p>
-    <w:p>
-      <w:r>
-        <w:t xml:space="preserve">overtime = </w:t>
-      </w:r>
-      <w:proofErr w:type="gramStart"/>
-      <w:r>
-        <w:t>float(input(</w:t>
-      </w:r>
-      <w:proofErr w:type="gramEnd"/>
-      <w:r>
-        <w:t>"Enter overtime amount: "))</w:t>
-      </w:r>
-    </w:p>
-    <w:p>
-      <w:r>
-        <w:t xml:space="preserve">incentives = </w:t>
-      </w:r>
-      <w:proofErr w:type="gramStart"/>
-      <w:r>
-        <w:t>float(input(</w:t>
-      </w:r>
-      <w:proofErr w:type="gramEnd"/>
-      <w:r>
-        <w:t>"Enter incentives: "))</w:t>
+        <w:t>name = input("Enter employee name: ")</w:t>
+      </w:r>
+    </w:p>
+    <w:p>
+      <w:r>
+        <w:t>basic = float(input("Enter basic pay: "))</w:t>
+      </w:r>
+    </w:p>
+    <w:p>
+      <w:r>
+        <w:t>allowances = float(input("Enter allowances: "))</w:t>
+      </w:r>
+    </w:p>
+    <w:p>
+      <w:r>
+        <w:t>overtime = float(input("Enter overtime amount: "))</w:t>
+      </w:r>
+    </w:p>
+    <w:p>
+      <w:r>
+        <w:t>incentives = float(input("Enter incentives: "))</w:t>
       </w:r>
     </w:p>
     <w:p>
@@ -1782,13 +1680,8 @@
       </w:r>
     </w:p>
     <w:p>
-      <w:proofErr w:type="spellStart"/>
-      <w:r>
-        <w:t>elif</w:t>
-      </w:r>
-      <w:proofErr w:type="spellEnd"/>
-      <w:r>
-        <w:t xml:space="preserve"> gross &lt;= 50000:</w:t>
+      <w:r>
+        <w:t>elif gross &lt;= 50000:</w:t>
       </w:r>
     </w:p>
     <w:p>
@@ -1812,157 +1705,48 @@
       </w:r>
     </w:p>
     <w:p>
-      <w:proofErr w:type="gramStart"/>
-      <w:r>
-        <w:t>print(</w:t>
-      </w:r>
-      <w:proofErr w:type="gramEnd"/>
-      <w:r>
-        <w:t>"\n------ SALARY STATEMENT ------")</w:t>
-      </w:r>
-    </w:p>
-    <w:p>
-      <w:proofErr w:type="gramStart"/>
-      <w:r>
-        <w:t>print(</w:t>
-      </w:r>
-      <w:proofErr w:type="gramEnd"/>
-      <w:r>
-        <w:t xml:space="preserve">"Employee </w:t>
-      </w:r>
-      <w:proofErr w:type="gramStart"/>
-      <w:r>
-        <w:t>Name :</w:t>
-      </w:r>
-      <w:proofErr w:type="gramEnd"/>
-      <w:r>
-        <w:t>",name)</w:t>
-      </w:r>
-    </w:p>
-    <w:p>
-      <w:proofErr w:type="gramStart"/>
-      <w:r>
-        <w:t>print(</w:t>
-      </w:r>
-      <w:proofErr w:type="gramEnd"/>
-      <w:r>
-        <w:t xml:space="preserve">"Basic Pay   </w:t>
-      </w:r>
-      <w:proofErr w:type="gramStart"/>
-      <w:r>
-        <w:t xml:space="preserve">  :</w:t>
-      </w:r>
-      <w:proofErr w:type="gramEnd"/>
-      <w:r>
-        <w:t>",basic)</w:t>
-      </w:r>
-    </w:p>
-    <w:p>
-      <w:proofErr w:type="gramStart"/>
-      <w:r>
-        <w:t>print(</w:t>
-      </w:r>
-      <w:proofErr w:type="gramEnd"/>
-      <w:r>
-        <w:t xml:space="preserve">"Allowances  </w:t>
-      </w:r>
-      <w:proofErr w:type="gramStart"/>
-      <w:r>
-        <w:t xml:space="preserve">  :</w:t>
-      </w:r>
-      <w:proofErr w:type="gramEnd"/>
-      <w:r>
-        <w:t>",allowances)</w:t>
-      </w:r>
-    </w:p>
-    <w:p>
-      <w:proofErr w:type="gramStart"/>
-      <w:r>
-        <w:t>print(</w:t>
-      </w:r>
-      <w:proofErr w:type="gramEnd"/>
-      <w:r>
-        <w:t xml:space="preserve">"Overtime    </w:t>
-      </w:r>
-      <w:proofErr w:type="gramStart"/>
-      <w:r>
-        <w:t xml:space="preserve">  :</w:t>
-      </w:r>
-      <w:proofErr w:type="gramEnd"/>
-      <w:r>
-        <w:t>",overtime)</w:t>
-      </w:r>
-    </w:p>
-    <w:p>
-      <w:proofErr w:type="gramStart"/>
-      <w:r>
-        <w:t>print(</w:t>
-      </w:r>
-      <w:proofErr w:type="gramEnd"/>
-      <w:r>
-        <w:t xml:space="preserve">"Incentives  </w:t>
-      </w:r>
-      <w:proofErr w:type="gramStart"/>
-      <w:r>
-        <w:t xml:space="preserve">  :</w:t>
-      </w:r>
-      <w:proofErr w:type="gramEnd"/>
-      <w:r>
-        <w:t>",incentives)</w:t>
-      </w:r>
-    </w:p>
-    <w:p>
-      <w:proofErr w:type="gramStart"/>
-      <w:r>
-        <w:t>print(</w:t>
-      </w:r>
-      <w:proofErr w:type="gramEnd"/>
-      <w:r>
-        <w:t xml:space="preserve">"Gross </w:t>
-      </w:r>
-      <w:proofErr w:type="gramStart"/>
-      <w:r>
-        <w:t>Salary  :",gross</w:t>
-      </w:r>
-      <w:proofErr w:type="gramEnd"/>
-      <w:r>
-        <w:t>)</w:t>
-      </w:r>
-    </w:p>
-    <w:p>
-      <w:proofErr w:type="gramStart"/>
-      <w:r>
-        <w:t>print(</w:t>
-      </w:r>
-      <w:proofErr w:type="gramEnd"/>
-      <w:r>
-        <w:t xml:space="preserve">"Deduction   </w:t>
-      </w:r>
-      <w:proofErr w:type="gramStart"/>
-      <w:r>
-        <w:t xml:space="preserve">  :</w:t>
-      </w:r>
-      <w:proofErr w:type="gramEnd"/>
-      <w:r>
-        <w:t>",deduction)</w:t>
-      </w:r>
-    </w:p>
-    <w:p>
-      <w:proofErr w:type="gramStart"/>
-      <w:r>
-        <w:t>print(</w:t>
-      </w:r>
-      <w:proofErr w:type="gramEnd"/>
-      <w:r>
-        <w:t xml:space="preserve">"Net Salary  </w:t>
-      </w:r>
-      <w:proofErr w:type="gramStart"/>
-      <w:r>
-        <w:t xml:space="preserve">  :</w:t>
-      </w:r>
-      <w:proofErr w:type="gramEnd"/>
-      <w:r>
-        <w:t>",net)</w:t>
+      <w:r>
+        <w:t>print("\n------ SALARY STATEMENT ------")</w:t>
+      </w:r>
+    </w:p>
+    <w:p>
+      <w:r>
+        <w:t>print("Employee Name :",name)</w:t>
+      </w:r>
+    </w:p>
+    <w:p>
+      <w:r>
+        <w:t>print("Basic Pay     :",basic)</w:t>
+      </w:r>
+    </w:p>
+    <w:p>
+      <w:r>
+        <w:t>print("Allowances    :",allowances)</w:t>
+      </w:r>
+    </w:p>
+    <w:p>
+      <w:r>
+        <w:t>print("Overtime      :",overtime)</w:t>
+      </w:r>
+    </w:p>
+    <w:p>
+      <w:r>
+        <w:t>print("Incentives    :",incentives)</w:t>
+      </w:r>
+    </w:p>
+    <w:p>
+      <w:r>
+        <w:t>print("Gross Salary  :",gross)</w:t>
+      </w:r>
+    </w:p>
+    <w:p>
+      <w:r>
+        <w:t>print("Deduction     :",deduction)</w:t>
+      </w:r>
+    </w:p>
+    <w:p>
+      <w:r>
+        <w:t>print("Net Salary    :",net)</w:t>
       </w:r>
     </w:p>
     <w:p>
@@ -2035,6 +1819,7 @@
                 <w:b/>
                 <w:bCs/>
               </w:rPr>
+              <w:lastRenderedPageBreak/>
               <w:t>Test Case</w:t>
             </w:r>
           </w:p>
@@ -2278,7 +2063,6 @@
           <w:b/>
           <w:bCs/>
         </w:rPr>
-        <w:lastRenderedPageBreak/>
         <w:t>9.Sample Output:</w:t>
       </w:r>
     </w:p>
@@ -2314,130 +2098,57 @@
     </w:p>
     <w:p>
       <w:r>
-        <w:t xml:space="preserve">Employee </w:t>
-      </w:r>
-      <w:proofErr w:type="gramStart"/>
-      <w:r>
-        <w:t>Name :</w:t>
-      </w:r>
-      <w:proofErr w:type="gramEnd"/>
-      <w:r>
-        <w:t xml:space="preserve"> Ravi</w:t>
-      </w:r>
-    </w:p>
-    <w:p>
-      <w:r>
-        <w:t xml:space="preserve">Basic Pay   </w:t>
-      </w:r>
-      <w:proofErr w:type="gramStart"/>
-      <w:r>
-        <w:t xml:space="preserve">  :</w:t>
-      </w:r>
-      <w:proofErr w:type="gramEnd"/>
-      <w:r>
-        <w:t xml:space="preserve"> ₹ 30000.0</w:t>
-      </w:r>
-    </w:p>
-    <w:p>
-      <w:r>
-        <w:t xml:space="preserve">Allowances  </w:t>
-      </w:r>
-      <w:proofErr w:type="gramStart"/>
-      <w:r>
-        <w:t xml:space="preserve">  :</w:t>
-      </w:r>
-      <w:proofErr w:type="gramEnd"/>
-      <w:r>
-        <w:t xml:space="preserve"> ₹ 5000.0</w:t>
-      </w:r>
-    </w:p>
-    <w:p>
-      <w:r>
-        <w:t xml:space="preserve">Overtime    </w:t>
-      </w:r>
-      <w:proofErr w:type="gramStart"/>
-      <w:r>
-        <w:t xml:space="preserve">  :</w:t>
-      </w:r>
-      <w:proofErr w:type="gramEnd"/>
-      <w:r>
-        <w:t xml:space="preserve"> ₹ 2000.0</w:t>
-      </w:r>
-    </w:p>
-    <w:p>
-      <w:r>
-        <w:t xml:space="preserve">Incentives  </w:t>
-      </w:r>
-      <w:proofErr w:type="gramStart"/>
-      <w:r>
-        <w:t xml:space="preserve">  :</w:t>
-      </w:r>
-      <w:proofErr w:type="gramEnd"/>
-      <w:r>
-        <w:t xml:space="preserve"> ₹ 3000.0</w:t>
-      </w:r>
-    </w:p>
-    <w:p>
-      <w:r>
-        <w:t xml:space="preserve">Gross </w:t>
-      </w:r>
-      <w:proofErr w:type="gramStart"/>
-      <w:r>
-        <w:t>Salary  :</w:t>
-      </w:r>
-      <w:proofErr w:type="gramEnd"/>
-      <w:r>
-        <w:t xml:space="preserve"> ₹ 40000.0</w:t>
-      </w:r>
-    </w:p>
-    <w:p>
-      <w:r>
-        <w:t xml:space="preserve">Deduction   </w:t>
-      </w:r>
-      <w:proofErr w:type="gramStart"/>
-      <w:r>
-        <w:t xml:space="preserve">  :</w:t>
-      </w:r>
-      <w:proofErr w:type="gramEnd"/>
-      <w:r>
-        <w:t xml:space="preserve"> ₹ 4000.0</w:t>
-      </w:r>
-    </w:p>
-    <w:p>
-      <w:r>
-        <w:t xml:space="preserve">Net Salary  </w:t>
-      </w:r>
-      <w:proofErr w:type="gramStart"/>
-      <w:r>
-        <w:t xml:space="preserve">  :</w:t>
-      </w:r>
-      <w:proofErr w:type="gramEnd"/>
-      <w:r>
-        <w:t xml:space="preserve"> ₹ 36000.0</w:t>
-      </w:r>
-    </w:p>
-    <w:p>
-      <w:pPr>
-        <w:rPr>
-          <w:b/>
-          <w:bCs/>
-        </w:rPr>
-      </w:pPr>
-      <w:proofErr w:type="gramStart"/>
-      <w:r>
-        <w:rPr>
-          <w:b/>
-          <w:bCs/>
-        </w:rPr>
-        <w:t>10:Actual</w:t>
-      </w:r>
-      <w:proofErr w:type="gramEnd"/>
-      <w:r>
-        <w:rPr>
-          <w:b/>
-          <w:bCs/>
-        </w:rPr>
-        <w:t xml:space="preserve"> Output:</w:t>
+        <w:t>Employee Name : Ravi</w:t>
+      </w:r>
+    </w:p>
+    <w:p>
+      <w:r>
+        <w:t>Basic Pay     : ₹ 30000.0</w:t>
+      </w:r>
+    </w:p>
+    <w:p>
+      <w:r>
+        <w:t>Allowances    : ₹ 5000.0</w:t>
+      </w:r>
+    </w:p>
+    <w:p>
+      <w:r>
+        <w:t>Overtime      : ₹ 2000.0</w:t>
+      </w:r>
+    </w:p>
+    <w:p>
+      <w:r>
+        <w:t>Incentives    : ₹ 3000.0</w:t>
+      </w:r>
+    </w:p>
+    <w:p>
+      <w:r>
+        <w:t>Gross Salary  : ₹ 40000.0</w:t>
+      </w:r>
+    </w:p>
+    <w:p>
+      <w:r>
+        <w:t>Deduction     : ₹ 4000.0</w:t>
+      </w:r>
+    </w:p>
+    <w:p>
+      <w:r>
+        <w:t>Net Salary    : ₹ 36000.0</w:t>
+      </w:r>
+    </w:p>
+    <w:p>
+      <w:pPr>
+        <w:rPr>
+          <w:b/>
+          <w:bCs/>
+        </w:rPr>
+      </w:pPr>
+      <w:r>
+        <w:rPr>
+          <w:b/>
+          <w:bCs/>
+        </w:rPr>
+        <w:t>10:Actual Output:</w:t>
       </w:r>
     </w:p>
     <w:p>
@@ -2446,7 +2157,7 @@
           <w:noProof/>
         </w:rPr>
         <w:drawing>
-          <wp:inline distT="0" distB="0" distL="0" distR="0" wp14:anchorId="0A3CFCFA" wp14:editId="605E93F7">
+          <wp:inline distT="0" distB="0" distL="0" distR="0" wp14:anchorId="0A3CFCFA" wp14:editId="27A71451">
             <wp:extent cx="5731510" cy="2125345"/>
             <wp:effectExtent l="0" t="0" r="2540" b="8255"/>
             <wp:docPr id="1930964853" name="Picture 1"/>
@@ -2507,6 +2218,7 @@
           <w:b/>
           <w:bCs/>
         </w:rPr>
+        <w:lastRenderedPageBreak/>
         <w:t>1</w:t>
       </w:r>
       <w:r>
@@ -2552,7 +2264,6 @@
           <w:sz w:val="44"/>
           <w:szCs w:val="44"/>
         </w:rPr>
-        <w:lastRenderedPageBreak/>
         <w:t>Experiment 3: Multi-Event Sports Scheduling and Scoring</w:t>
       </w:r>
     </w:p>
@@ -2798,6 +2509,7 @@
           <w:b/>
           <w:bCs/>
         </w:rPr>
+        <w:lastRenderedPageBreak/>
         <w:t>5. Pseudocode</w:t>
       </w:r>
       <w:r>
@@ -2825,257 +2537,162 @@
     </w:p>
     <w:p>
       <w:r>
+        <w:t>STORE team scores</w:t>
+      </w:r>
+    </w:p>
+    <w:p>
+      <w:r>
+        <w:t>CALCULATE total points</w:t>
+      </w:r>
+    </w:p>
+    <w:p>
+      <w:r>
+        <w:t>SORT teams by points</w:t>
+      </w:r>
+    </w:p>
+    <w:p>
+      <w:r>
+        <w:t>DISPLAY conflicts and rankings</w:t>
+      </w:r>
+    </w:p>
+    <w:p>
+      <w:r>
+        <w:t>END</w:t>
+      </w:r>
+    </w:p>
+    <w:p>
+      <w:pPr>
+        <w:rPr>
+          <w:b/>
+          <w:bCs/>
+        </w:rPr>
+      </w:pPr>
+      <w:r>
+        <w:rPr>
+          <w:b/>
+          <w:bCs/>
+        </w:rPr>
+        <w:t>6. Flowchart in One Line</w:t>
+      </w:r>
+      <w:r>
+        <w:rPr>
+          <w:b/>
+          <w:bCs/>
+        </w:rPr>
+        <w:t>:</w:t>
+      </w:r>
+    </w:p>
+    <w:p>
+      <w:r>
+        <w:t>Start → Store Event Schedules → Check Scheduling Conflicts → Calculate Team Points → Rank Teams → Display Results → Stop</w:t>
+      </w:r>
+    </w:p>
+    <w:p>
+      <w:pPr>
+        <w:rPr>
+          <w:b/>
+          <w:bCs/>
+        </w:rPr>
+      </w:pPr>
+      <w:r>
+        <w:rPr>
+          <w:b/>
+          <w:bCs/>
+        </w:rPr>
+        <w:t>7. Python Source Code</w:t>
+      </w:r>
+      <w:r>
+        <w:rPr>
+          <w:b/>
+          <w:bCs/>
+        </w:rPr>
+        <w:t>:</w:t>
+      </w:r>
+    </w:p>
+    <w:p>
+      <w:r>
+        <w:t># Multi-Event Sports Scheduling and Scoring</w:t>
+      </w:r>
+    </w:p>
+    <w:p>
+      <w:r>
+        <w:t>events = [</w:t>
+      </w:r>
+    </w:p>
+    <w:p>
+      <w:r>
+        <w:t xml:space="preserve">    ("Cricket", "10:00 AM"),</w:t>
+      </w:r>
+    </w:p>
+    <w:p>
+      <w:r>
+        <w:t xml:space="preserve">    ("Football", "11:00 AM"),</w:t>
+      </w:r>
+    </w:p>
+    <w:p>
+      <w:r>
+        <w:t xml:space="preserve">    ("Basketball", "10:00 AM"),</w:t>
+      </w:r>
+    </w:p>
+    <w:p>
+      <w:r>
+        <w:t xml:space="preserve">    ("Volleyball", "12:00 PM")</w:t>
+      </w:r>
+    </w:p>
+    <w:p>
+      <w:r>
+        <w:t>]</w:t>
+      </w:r>
+    </w:p>
+    <w:p>
+      <w:r>
+        <w:t>print("SPORTS EVENT SCHEDULE")</w:t>
+      </w:r>
+    </w:p>
+    <w:p>
+      <w:r>
+        <w:t>for event in events:</w:t>
+      </w:r>
+    </w:p>
+    <w:p>
+      <w:r>
+        <w:t xml:space="preserve">    print(event[0], "-", event[1])</w:t>
+      </w:r>
+    </w:p>
+    <w:p>
+      <w:r>
+        <w:t>print("\nSCHEDULING CONFLICTS")</w:t>
+      </w:r>
+    </w:p>
+    <w:p>
+      <w:r>
+        <w:t>conflict = False</w:t>
+      </w:r>
+    </w:p>
+    <w:p>
+      <w:r>
+        <w:t>for i in range(len(events)):</w:t>
+      </w:r>
+    </w:p>
+    <w:p>
+      <w:r>
+        <w:t xml:space="preserve">    for j in range(i + 1, len(events)):</w:t>
+      </w:r>
+    </w:p>
+    <w:p>
+      <w:r>
+        <w:t xml:space="preserve">        if events[i][1] == events[j][1]:</w:t>
+      </w:r>
+    </w:p>
+    <w:p>
+      <w:r>
         <w:lastRenderedPageBreak/>
-        <w:t>STORE team scores</w:t>
-      </w:r>
-    </w:p>
-    <w:p>
-      <w:r>
-        <w:t>CALCULATE total points</w:t>
-      </w:r>
-    </w:p>
-    <w:p>
-      <w:r>
-        <w:t>SORT teams by points</w:t>
-      </w:r>
-    </w:p>
-    <w:p>
-      <w:r>
-        <w:t>DISPLAY conflicts and rankings</w:t>
-      </w:r>
-    </w:p>
-    <w:p>
-      <w:r>
-        <w:t>END</w:t>
-      </w:r>
-    </w:p>
-    <w:p>
-      <w:pPr>
-        <w:rPr>
-          <w:b/>
-          <w:bCs/>
-        </w:rPr>
-      </w:pPr>
-      <w:r>
-        <w:rPr>
-          <w:b/>
-          <w:bCs/>
-        </w:rPr>
-        <w:t>6. Flowchart in One Line</w:t>
-      </w:r>
-      <w:r>
-        <w:rPr>
-          <w:b/>
-          <w:bCs/>
-        </w:rPr>
-        <w:t>:</w:t>
-      </w:r>
-    </w:p>
-    <w:p>
-      <w:r>
-        <w:t>Start → Store Event Schedules → Check Scheduling Conflicts → Calculate Team Points → Rank Teams → Display Results → Stop</w:t>
-      </w:r>
-    </w:p>
-    <w:p>
-      <w:pPr>
-        <w:rPr>
-          <w:b/>
-          <w:bCs/>
-        </w:rPr>
-      </w:pPr>
-      <w:r>
-        <w:rPr>
-          <w:b/>
-          <w:bCs/>
-        </w:rPr>
-        <w:t>7. Python Source Code</w:t>
-      </w:r>
-      <w:r>
-        <w:rPr>
-          <w:b/>
-          <w:bCs/>
-        </w:rPr>
-        <w:t>:</w:t>
-      </w:r>
-    </w:p>
-    <w:p>
-      <w:r>
-        <w:t># Multi-Event Sports Scheduling and Scoring</w:t>
-      </w:r>
-    </w:p>
-    <w:p>
-      <w:r>
-        <w:t>events = [</w:t>
-      </w:r>
-    </w:p>
-    <w:p>
-      <w:r>
-        <w:t xml:space="preserve">    ("Cricket", "10:00 AM"),</w:t>
-      </w:r>
-    </w:p>
-    <w:p>
-      <w:r>
-        <w:t xml:space="preserve">    ("Football", "11:00 AM"),</w:t>
-      </w:r>
-    </w:p>
-    <w:p>
-      <w:r>
-        <w:t xml:space="preserve">    ("Basketball", "10:00 AM"),</w:t>
-      </w:r>
-    </w:p>
-    <w:p>
-      <w:r>
-        <w:t xml:space="preserve">    ("Volleyball", "12:00 PM")</w:t>
-      </w:r>
-    </w:p>
-    <w:p>
-      <w:r>
-        <w:t>]</w:t>
-      </w:r>
-    </w:p>
-    <w:p>
-      <w:proofErr w:type="gramStart"/>
-      <w:r>
-        <w:t>print(</w:t>
-      </w:r>
-      <w:proofErr w:type="gramEnd"/>
-      <w:r>
-        <w:t>"SPORTS EVENT SCHEDULE")</w:t>
-      </w:r>
-    </w:p>
-    <w:p>
-      <w:r>
-        <w:t>for event in events:</w:t>
-      </w:r>
-    </w:p>
-    <w:p>
-      <w:r>
-        <w:t xml:space="preserve">    print(</w:t>
-      </w:r>
-      <w:proofErr w:type="gramStart"/>
-      <w:r>
-        <w:t>event[</w:t>
-      </w:r>
-      <w:proofErr w:type="gramEnd"/>
-      <w:r>
-        <w:t xml:space="preserve">0], "-", </w:t>
-      </w:r>
-      <w:proofErr w:type="gramStart"/>
-      <w:r>
-        <w:t>event[</w:t>
-      </w:r>
-      <w:proofErr w:type="gramEnd"/>
-      <w:r>
-        <w:t>1])</w:t>
-      </w:r>
-    </w:p>
-    <w:p>
-      <w:proofErr w:type="gramStart"/>
-      <w:r>
-        <w:t>print(</w:t>
-      </w:r>
-      <w:proofErr w:type="gramEnd"/>
-      <w:r>
-        <w:t>"\</w:t>
-      </w:r>
-      <w:proofErr w:type="spellStart"/>
-      <w:r>
-        <w:t>nSCHEDULING</w:t>
-      </w:r>
-      <w:proofErr w:type="spellEnd"/>
-      <w:r>
-        <w:t xml:space="preserve"> CONFLICTS")</w:t>
-      </w:r>
-    </w:p>
-    <w:p>
-      <w:r>
-        <w:t>conflict = False</w:t>
-      </w:r>
-    </w:p>
-    <w:p>
-      <w:r>
-        <w:t xml:space="preserve">for </w:t>
-      </w:r>
-      <w:proofErr w:type="spellStart"/>
-      <w:r>
-        <w:t>i</w:t>
-      </w:r>
-      <w:proofErr w:type="spellEnd"/>
-      <w:r>
-        <w:t xml:space="preserve"> in range(</w:t>
-      </w:r>
-      <w:proofErr w:type="spellStart"/>
-      <w:r>
-        <w:t>len</w:t>
-      </w:r>
-      <w:proofErr w:type="spellEnd"/>
-      <w:r>
-        <w:t>(events)):</w:t>
-      </w:r>
-    </w:p>
-    <w:p>
-      <w:r>
-        <w:t xml:space="preserve">    for j in </w:t>
-      </w:r>
-      <w:proofErr w:type="gramStart"/>
-      <w:r>
-        <w:t>range(</w:t>
-      </w:r>
-      <w:proofErr w:type="spellStart"/>
-      <w:proofErr w:type="gramEnd"/>
-      <w:r>
-        <w:t>i</w:t>
-      </w:r>
-      <w:proofErr w:type="spellEnd"/>
-      <w:r>
-        <w:t xml:space="preserve"> + 1, </w:t>
-      </w:r>
-      <w:proofErr w:type="spellStart"/>
-      <w:r>
-        <w:t>len</w:t>
-      </w:r>
-      <w:proofErr w:type="spellEnd"/>
-      <w:r>
-        <w:t>(events)):</w:t>
-      </w:r>
-    </w:p>
-    <w:p>
-      <w:r>
-        <w:t xml:space="preserve">        if events[</w:t>
-      </w:r>
-      <w:proofErr w:type="spellStart"/>
-      <w:r>
-        <w:t>i</w:t>
-      </w:r>
-      <w:proofErr w:type="spellEnd"/>
-      <w:r>
-        <w:t>][1] == events[j][1]:</w:t>
-      </w:r>
-    </w:p>
-    <w:p>
-      <w:r>
-        <w:t xml:space="preserve">            print(events[</w:t>
-      </w:r>
-      <w:proofErr w:type="spellStart"/>
-      <w:r>
-        <w:t>i</w:t>
-      </w:r>
-      <w:proofErr w:type="spellEnd"/>
-      <w:r>
-        <w:t>][0], "and", events[j][0],</w:t>
-      </w:r>
-    </w:p>
-    <w:p>
-      <w:r>
-        <w:t xml:space="preserve">                  "</w:t>
-      </w:r>
-      <w:proofErr w:type="gramStart"/>
-      <w:r>
-        <w:t>have</w:t>
-      </w:r>
-      <w:proofErr w:type="gramEnd"/>
-      <w:r>
-        <w:t xml:space="preserve"> a scheduling conflict.")</w:t>
+        <w:t xml:space="preserve">            print(events[i][0], "and", events[j][0],</w:t>
+      </w:r>
+    </w:p>
+    <w:p>
+      <w:r>
+        <w:t xml:space="preserve">                  "have a scheduling conflict.")</w:t>
       </w:r>
     </w:p>
     <w:p>
@@ -3090,16 +2707,7 @@
     </w:p>
     <w:p>
       <w:r>
-        <w:lastRenderedPageBreak/>
-        <w:t xml:space="preserve">    </w:t>
-      </w:r>
-      <w:proofErr w:type="gramStart"/>
-      <w:r>
-        <w:t>print(</w:t>
-      </w:r>
-      <w:proofErr w:type="gramEnd"/>
-      <w:r>
-        <w:t>"No scheduling conflicts.")</w:t>
+        <w:t xml:space="preserve">    print("No scheduling conflicts.")</w:t>
       </w:r>
     </w:p>
     <w:p>
@@ -3113,83 +2721,23 @@
       </w:r>
     </w:p>
     <w:p>
-      <w:proofErr w:type="spellStart"/>
-      <w:proofErr w:type="gramStart"/>
-      <w:r>
-        <w:t>scores.sort</w:t>
-      </w:r>
-      <w:proofErr w:type="spellEnd"/>
-      <w:proofErr w:type="gramEnd"/>
-      <w:r>
-        <w:t xml:space="preserve">(key=lambda x: </w:t>
-      </w:r>
-      <w:proofErr w:type="gramStart"/>
-      <w:r>
-        <w:t>x[</w:t>
-      </w:r>
-      <w:proofErr w:type="gramEnd"/>
-      <w:r>
-        <w:t>1], reverse=True)</w:t>
-      </w:r>
-    </w:p>
-    <w:p>
-      <w:proofErr w:type="gramStart"/>
-      <w:r>
-        <w:t>print(</w:t>
-      </w:r>
-      <w:proofErr w:type="gramEnd"/>
-      <w:r>
-        <w:t>"\</w:t>
-      </w:r>
-      <w:proofErr w:type="spellStart"/>
-      <w:r>
-        <w:t>nFINAL</w:t>
-      </w:r>
-      <w:proofErr w:type="spellEnd"/>
-      <w:r>
-        <w:t xml:space="preserve"> TEAM RANKINGS")</w:t>
-      </w:r>
-    </w:p>
-    <w:p>
-      <w:r>
-        <w:t xml:space="preserve">for rank, team in </w:t>
-      </w:r>
-      <w:proofErr w:type="gramStart"/>
-      <w:r>
-        <w:t>enumerate(</w:t>
-      </w:r>
-      <w:proofErr w:type="gramEnd"/>
-      <w:r>
-        <w:t>scores, start=1):</w:t>
-      </w:r>
-    </w:p>
-    <w:p>
-      <w:r>
-        <w:t xml:space="preserve">    </w:t>
-      </w:r>
-      <w:proofErr w:type="gramStart"/>
-      <w:r>
-        <w:t>print(</w:t>
-      </w:r>
-      <w:proofErr w:type="gramEnd"/>
-      <w:r>
-        <w:t xml:space="preserve">rank, </w:t>
-      </w:r>
-      <w:proofErr w:type="gramStart"/>
-      <w:r>
-        <w:t>team[</w:t>
-      </w:r>
-      <w:proofErr w:type="gramEnd"/>
-      <w:r>
-        <w:t xml:space="preserve">0], "-", </w:t>
-      </w:r>
-      <w:proofErr w:type="gramStart"/>
-      <w:r>
-        <w:t>team[</w:t>
-      </w:r>
-      <w:proofErr w:type="gramEnd"/>
-      <w:r>
-        <w:t>1], "points")</w:t>
+      <w:r>
+        <w:t>scores.sort(key=lambda x: x[1], reverse=True)</w:t>
+      </w:r>
+    </w:p>
+    <w:p>
+      <w:r>
+        <w:t>print("\nFINAL TEAM RANKINGS")</w:t>
+      </w:r>
+    </w:p>
+    <w:p>
+      <w:r>
+        <w:t>for rank, team in enumerate(scores, start=1):</w:t>
+      </w:r>
+    </w:p>
+    <w:p>
+      <w:r>
+        <w:t xml:space="preserve">    print(rank, team[0], "-", team[1], "points")</w:t>
       </w:r>
     </w:p>
     <w:p>
@@ -3525,6 +3073,7 @@
     </w:p>
     <w:p>
       <w:r>
+        <w:lastRenderedPageBreak/>
         <w:t>Cricket and Basketball have a scheduling conflict.</w:t>
       </w:r>
     </w:p>
@@ -3545,7 +3094,6 @@
     </w:p>
     <w:p>
       <w:r>
-        <w:lastRenderedPageBreak/>
         <w:t>3 Team A - 30 points</w:t>
       </w:r>
     </w:p>
@@ -3561,21 +3109,12 @@
           <w:bCs/>
         </w:rPr>
       </w:pPr>
-      <w:proofErr w:type="gramStart"/>
-      <w:r>
-        <w:rPr>
-          <w:b/>
-          <w:bCs/>
-        </w:rPr>
-        <w:t>10:Actual</w:t>
-      </w:r>
-      <w:proofErr w:type="gramEnd"/>
-      <w:r>
-        <w:rPr>
-          <w:b/>
-          <w:bCs/>
-        </w:rPr>
-        <w:t xml:space="preserve"> Output:</w:t>
+      <w:r>
+        <w:rPr>
+          <w:b/>
+          <w:bCs/>
+        </w:rPr>
+        <w:t>10:Actual Output:</w:t>
       </w:r>
     </w:p>
     <w:p>
@@ -3584,7 +3123,7 @@
           <w:noProof/>
         </w:rPr>
         <w:drawing>
-          <wp:inline distT="0" distB="0" distL="0" distR="0" wp14:anchorId="73CBE1F5" wp14:editId="6892BCB6">
+          <wp:inline distT="0" distB="0" distL="0" distR="0" wp14:anchorId="73CBE1F5" wp14:editId="78D893B2">
             <wp:extent cx="5731510" cy="2591435"/>
             <wp:effectExtent l="0" t="0" r="2540" b="0"/>
             <wp:docPr id="568913958" name="Picture 3"/>
@@ -3772,6 +3311,7 @@
         </w:numPr>
       </w:pPr>
       <w:r>
+        <w:lastRenderedPageBreak/>
         <w:t>To detect invalid transactions.</w:t>
       </w:r>
     </w:p>
@@ -3810,7 +3350,6 @@
     </w:p>
     <w:p>
       <w:r>
-        <w:lastRenderedPageBreak/>
         <w:t>The account has an initial balance. Deposits increase the balance, while withdrawals and transfers decrease it. Transactions with insufficient funds or invalid amounts are rejected. Repeated withdrawals of the same amount are flagged as suspicious for review.</w:t>
       </w:r>
     </w:p>
@@ -4008,6 +3547,7 @@
           <w:b/>
           <w:bCs/>
         </w:rPr>
+        <w:lastRenderedPageBreak/>
         <w:t>6. Flowchart</w:t>
       </w:r>
       <w:r>
@@ -4050,267 +3590,133 @@
     </w:p>
     <w:p>
       <w:r>
+        <w:t># Multi-Stage ATM Transaction Audit</w:t>
+      </w:r>
+    </w:p>
+    <w:p>
+      <w:r>
+        <w:t>balance = float(input("Enter initial balance: "))</w:t>
+      </w:r>
+    </w:p>
+    <w:p>
+      <w:r>
+        <w:t>transactions = []</w:t>
+      </w:r>
+    </w:p>
+    <w:p>
+      <w:r>
+        <w:t>withdrawals = []</w:t>
+      </w:r>
+    </w:p>
+    <w:p>
+      <w:r>
+        <w:t>suspicious = []</w:t>
+      </w:r>
+    </w:p>
+    <w:p>
+      <w:r>
+        <w:t>n = int(input("Enter number of transactions: "))</w:t>
+      </w:r>
+    </w:p>
+    <w:p>
+      <w:r>
+        <w:t>for i in range(n):</w:t>
+      </w:r>
+    </w:p>
+    <w:p>
+      <w:r>
+        <w:t xml:space="preserve">    print("\n1. Deposit  2. Withdrawal  3. Transfer")</w:t>
+      </w:r>
+    </w:p>
+    <w:p>
+      <w:r>
+        <w:t xml:space="preserve">    choice = int(input("Enter transaction type: "))</w:t>
+      </w:r>
+    </w:p>
+    <w:p>
+      <w:r>
+        <w:t xml:space="preserve">    amount = float(input("Enter amount: "))</w:t>
+      </w:r>
+    </w:p>
+    <w:p>
+      <w:r>
+        <w:t xml:space="preserve">    if amount &lt;= 0:</w:t>
+      </w:r>
+    </w:p>
+    <w:p>
+      <w:r>
+        <w:t xml:space="preserve">        print("Invalid transaction amount")</w:t>
+      </w:r>
+    </w:p>
+    <w:p>
+      <w:r>
+        <w:t xml:space="preserve">        continue</w:t>
+      </w:r>
+    </w:p>
+    <w:p>
+      <w:r>
+        <w:t xml:space="preserve">    if choice == 1:</w:t>
+      </w:r>
+    </w:p>
+    <w:p>
+      <w:r>
+        <w:t xml:space="preserve">        balance += amount</w:t>
+      </w:r>
+    </w:p>
+    <w:p>
+      <w:r>
+        <w:t xml:space="preserve">        transactions.append(("Deposit", amount))</w:t>
+      </w:r>
+    </w:p>
+    <w:p>
+      <w:r>
+        <w:t xml:space="preserve">        print("Deposit successful")</w:t>
+      </w:r>
+    </w:p>
+    <w:p>
+      <w:r>
+        <w:t xml:space="preserve">    elif choice == 2 or choice == 3:</w:t>
+      </w:r>
+    </w:p>
+    <w:p>
+      <w:r>
+        <w:t xml:space="preserve">        if amount &gt; balance:</w:t>
+      </w:r>
+    </w:p>
+    <w:p>
+      <w:r>
+        <w:t xml:space="preserve">            print("Invalid transaction: Insufficient balance")</w:t>
+      </w:r>
+    </w:p>
+    <w:p>
+      <w:r>
+        <w:t xml:space="preserve">            continue</w:t>
+      </w:r>
+    </w:p>
+    <w:p>
+      <w:r>
+        <w:t xml:space="preserve">        balance -= amount</w:t>
+      </w:r>
+    </w:p>
+    <w:p>
+      <w:r>
+        <w:t xml:space="preserve">        if choice == 2:</w:t>
+      </w:r>
+    </w:p>
+    <w:p>
+      <w:r>
+        <w:t xml:space="preserve">            transactions.append(("Withdrawal", amount))</w:t>
+      </w:r>
+    </w:p>
+    <w:p>
+      <w:r>
         <w:lastRenderedPageBreak/>
-        <w:t># Multi-Stage ATM Transaction Audit</w:t>
-      </w:r>
-    </w:p>
-    <w:p>
-      <w:r>
-        <w:t xml:space="preserve">balance = </w:t>
-      </w:r>
-      <w:proofErr w:type="gramStart"/>
-      <w:r>
-        <w:t>float(input(</w:t>
-      </w:r>
-      <w:proofErr w:type="gramEnd"/>
-      <w:r>
-        <w:t>"Enter initial balance: "))</w:t>
-      </w:r>
-    </w:p>
-    <w:p>
-      <w:r>
-        <w:t>transactions = []</w:t>
-      </w:r>
-    </w:p>
-    <w:p>
-      <w:r>
-        <w:t>withdrawals = []</w:t>
-      </w:r>
-    </w:p>
-    <w:p>
-      <w:r>
-        <w:t>suspicious = []</w:t>
-      </w:r>
-    </w:p>
-    <w:p>
-      <w:r>
-        <w:t xml:space="preserve">n = </w:t>
-      </w:r>
-      <w:proofErr w:type="gramStart"/>
-      <w:r>
-        <w:t>int(input(</w:t>
-      </w:r>
-      <w:proofErr w:type="gramEnd"/>
-      <w:r>
-        <w:t>"Enter number of transactions: "))</w:t>
-      </w:r>
-    </w:p>
-    <w:p>
-      <w:r>
-        <w:t xml:space="preserve">for </w:t>
-      </w:r>
-      <w:proofErr w:type="spellStart"/>
-      <w:r>
-        <w:t>i</w:t>
-      </w:r>
-      <w:proofErr w:type="spellEnd"/>
-      <w:r>
-        <w:t xml:space="preserve"> in range(n):</w:t>
-      </w:r>
-    </w:p>
-    <w:p>
-      <w:r>
-        <w:t xml:space="preserve">    </w:t>
-      </w:r>
-      <w:proofErr w:type="gramStart"/>
-      <w:r>
-        <w:t>print(</w:t>
-      </w:r>
-      <w:proofErr w:type="gramEnd"/>
-      <w:r>
-        <w:t xml:space="preserve">"\n1. </w:t>
-      </w:r>
-      <w:proofErr w:type="gramStart"/>
-      <w:r>
-        <w:t>Deposit  2</w:t>
-      </w:r>
-      <w:proofErr w:type="gramEnd"/>
-      <w:r>
-        <w:t xml:space="preserve">. </w:t>
-      </w:r>
-      <w:proofErr w:type="gramStart"/>
-      <w:r>
-        <w:t>Withdrawal  3</w:t>
-      </w:r>
-      <w:proofErr w:type="gramEnd"/>
-      <w:r>
-        <w:t>. Transfer")</w:t>
-      </w:r>
-    </w:p>
-    <w:p>
-      <w:r>
-        <w:t xml:space="preserve">    choice = </w:t>
-      </w:r>
-      <w:proofErr w:type="gramStart"/>
-      <w:r>
-        <w:t>int(input(</w:t>
-      </w:r>
-      <w:proofErr w:type="gramEnd"/>
-      <w:r>
-        <w:t>"Enter transaction type: "))</w:t>
-      </w:r>
-    </w:p>
-    <w:p>
-      <w:r>
-        <w:t xml:space="preserve">    amount = </w:t>
-      </w:r>
-      <w:proofErr w:type="gramStart"/>
-      <w:r>
-        <w:t>float(input(</w:t>
-      </w:r>
-      <w:proofErr w:type="gramEnd"/>
-      <w:r>
-        <w:t>"Enter amount: "))</w:t>
-      </w:r>
-    </w:p>
-    <w:p>
-      <w:r>
-        <w:t xml:space="preserve">    if amount &lt;= 0:</w:t>
-      </w:r>
-    </w:p>
-    <w:p>
-      <w:r>
-        <w:t xml:space="preserve">        </w:t>
-      </w:r>
-      <w:proofErr w:type="gramStart"/>
-      <w:r>
-        <w:t>print(</w:t>
-      </w:r>
-      <w:proofErr w:type="gramEnd"/>
-      <w:r>
-        <w:t>"Invalid transaction amount")</w:t>
-      </w:r>
-    </w:p>
-    <w:p>
-      <w:r>
-        <w:t xml:space="preserve">        continue</w:t>
-      </w:r>
-    </w:p>
-    <w:p>
-      <w:r>
-        <w:t xml:space="preserve">    if choice == 1:</w:t>
-      </w:r>
-    </w:p>
-    <w:p>
-      <w:r>
-        <w:t xml:space="preserve">        balance += amount</w:t>
-      </w:r>
-    </w:p>
-    <w:p>
-      <w:r>
-        <w:t xml:space="preserve">        </w:t>
-      </w:r>
-      <w:proofErr w:type="spellStart"/>
-      <w:proofErr w:type="gramStart"/>
-      <w:r>
-        <w:t>transactions.append</w:t>
-      </w:r>
-      <w:proofErr w:type="spellEnd"/>
-      <w:proofErr w:type="gramEnd"/>
-      <w:r>
-        <w:t>(("Deposit", amount))</w:t>
-      </w:r>
-    </w:p>
-    <w:p>
-      <w:r>
-        <w:t xml:space="preserve">        </w:t>
-      </w:r>
-      <w:proofErr w:type="gramStart"/>
-      <w:r>
-        <w:t>print(</w:t>
-      </w:r>
-      <w:proofErr w:type="gramEnd"/>
-      <w:r>
-        <w:t>"Deposit successful")</w:t>
-      </w:r>
-    </w:p>
-    <w:p>
-      <w:r>
-        <w:t xml:space="preserve">    </w:t>
-      </w:r>
-      <w:proofErr w:type="spellStart"/>
-      <w:r>
-        <w:t>elif</w:t>
-      </w:r>
-      <w:proofErr w:type="spellEnd"/>
-      <w:r>
-        <w:t xml:space="preserve"> choice == 2 or choice == 3:</w:t>
-      </w:r>
-    </w:p>
-    <w:p>
-      <w:r>
-        <w:t xml:space="preserve">        if amount &gt; balance:</w:t>
-      </w:r>
-    </w:p>
-    <w:p>
-      <w:r>
-        <w:t xml:space="preserve">            </w:t>
-      </w:r>
-      <w:proofErr w:type="gramStart"/>
-      <w:r>
-        <w:t>print(</w:t>
-      </w:r>
-      <w:proofErr w:type="gramEnd"/>
-      <w:r>
-        <w:t>"Invalid transaction: Insufficient balance")</w:t>
-      </w:r>
-    </w:p>
-    <w:p>
-      <w:r>
-        <w:t xml:space="preserve">            continue</w:t>
-      </w:r>
-    </w:p>
-    <w:p>
-      <w:r>
-        <w:t xml:space="preserve">        balance -= amount</w:t>
-      </w:r>
-    </w:p>
-    <w:p>
-      <w:r>
-        <w:t xml:space="preserve">        if choice == 2:</w:t>
-      </w:r>
-    </w:p>
-    <w:p>
-      <w:r>
-        <w:t xml:space="preserve">            </w:t>
-      </w:r>
-      <w:proofErr w:type="spellStart"/>
-      <w:proofErr w:type="gramStart"/>
-      <w:r>
-        <w:t>transactions.append</w:t>
-      </w:r>
-      <w:proofErr w:type="spellEnd"/>
-      <w:proofErr w:type="gramEnd"/>
-      <w:r>
-        <w:t>(("Withdrawal", amount))</w:t>
-      </w:r>
-    </w:p>
-    <w:p>
-      <w:r>
-        <w:t xml:space="preserve">            </w:t>
-      </w:r>
-      <w:proofErr w:type="spellStart"/>
-      <w:proofErr w:type="gramStart"/>
-      <w:r>
-        <w:t>withdrawals.append</w:t>
-      </w:r>
-      <w:proofErr w:type="spellEnd"/>
-      <w:proofErr w:type="gramEnd"/>
-      <w:r>
-        <w:t>(amount)</w:t>
-      </w:r>
-    </w:p>
-    <w:p>
-      <w:r>
-        <w:t xml:space="preserve">            </w:t>
-      </w:r>
-      <w:proofErr w:type="gramStart"/>
-      <w:r>
-        <w:t>print(</w:t>
-      </w:r>
-      <w:proofErr w:type="gramEnd"/>
-      <w:r>
-        <w:t>"Withdrawal successful")</w:t>
+        <w:t xml:space="preserve">            withdrawals.append(amount)</w:t>
+      </w:r>
+    </w:p>
+    <w:p>
+      <w:r>
+        <w:t xml:space="preserve">            print("Withdrawal successful")</w:t>
       </w:r>
     </w:p>
     <w:p>
@@ -4320,31 +3726,12 @@
     </w:p>
     <w:p>
       <w:r>
-        <w:t xml:space="preserve">            </w:t>
-      </w:r>
-      <w:proofErr w:type="spellStart"/>
-      <w:proofErr w:type="gramStart"/>
-      <w:r>
-        <w:t>transactions.append</w:t>
-      </w:r>
-      <w:proofErr w:type="spellEnd"/>
-      <w:proofErr w:type="gramEnd"/>
-      <w:r>
-        <w:t>(("Transfer", amount))</w:t>
-      </w:r>
-    </w:p>
-    <w:p>
-      <w:r>
-        <w:lastRenderedPageBreak/>
-        <w:t xml:space="preserve">            </w:t>
-      </w:r>
-      <w:proofErr w:type="gramStart"/>
-      <w:r>
-        <w:t>print(</w:t>
-      </w:r>
-      <w:proofErr w:type="gramEnd"/>
-      <w:r>
-        <w:t>"Transfer successful")</w:t>
+        <w:t xml:space="preserve">            transactions.append(("Transfer", amount))</w:t>
+      </w:r>
+    </w:p>
+    <w:p>
+      <w:r>
+        <w:t xml:space="preserve">            print("Transfer successful")</w:t>
       </w:r>
     </w:p>
     <w:p>
@@ -4354,15 +3741,7 @@
     </w:p>
     <w:p>
       <w:r>
-        <w:t xml:space="preserve">        </w:t>
-      </w:r>
-      <w:proofErr w:type="gramStart"/>
-      <w:r>
-        <w:t>print(</w:t>
-      </w:r>
-      <w:proofErr w:type="gramEnd"/>
-      <w:r>
-        <w:t>"Invalid transaction type")</w:t>
+        <w:t xml:space="preserve">        print("Invalid transaction type")</w:t>
       </w:r>
     </w:p>
     <w:p>
@@ -4377,42 +3756,17 @@
     </w:p>
     <w:p>
       <w:r>
-        <w:t xml:space="preserve">    if </w:t>
-      </w:r>
-      <w:proofErr w:type="spellStart"/>
-      <w:proofErr w:type="gramStart"/>
-      <w:r>
-        <w:t>withdrawals.count</w:t>
-      </w:r>
-      <w:proofErr w:type="spellEnd"/>
-      <w:proofErr w:type="gramEnd"/>
-      <w:r>
-        <w:t>(amount) &gt; 1 and amount not in suspicious:</w:t>
-      </w:r>
-    </w:p>
-    <w:p>
-      <w:r>
-        <w:t xml:space="preserve">        </w:t>
-      </w:r>
-      <w:proofErr w:type="spellStart"/>
-      <w:proofErr w:type="gramStart"/>
-      <w:r>
-        <w:t>suspicious.append</w:t>
-      </w:r>
-      <w:proofErr w:type="spellEnd"/>
-      <w:proofErr w:type="gramEnd"/>
-      <w:r>
-        <w:t>(amount)</w:t>
-      </w:r>
-    </w:p>
-    <w:p>
-      <w:proofErr w:type="gramStart"/>
-      <w:r>
-        <w:t>print(</w:t>
-      </w:r>
-      <w:proofErr w:type="gramEnd"/>
-      <w:r>
-        <w:t>"\n----- TRANSACTION REPORT -----")</w:t>
+        <w:t xml:space="preserve">    if withdrawals.count(amount) &gt; 1 and amount not in suspicious:</w:t>
+      </w:r>
+    </w:p>
+    <w:p>
+      <w:r>
+        <w:t xml:space="preserve">        suspicious.append(amount)</w:t>
+      </w:r>
+    </w:p>
+    <w:p>
+      <w:r>
+        <w:t>print("\n----- TRANSACTION REPORT -----")</w:t>
       </w:r>
     </w:p>
     <w:p>
@@ -4422,33 +3776,12 @@
     </w:p>
     <w:p>
       <w:r>
-        <w:t xml:space="preserve">    print(</w:t>
-      </w:r>
-      <w:proofErr w:type="gramStart"/>
-      <w:r>
-        <w:t>transaction[</w:t>
-      </w:r>
-      <w:proofErr w:type="gramEnd"/>
-      <w:r>
-        <w:t xml:space="preserve">0], "- Rs.", </w:t>
-      </w:r>
-      <w:proofErr w:type="gramStart"/>
-      <w:r>
-        <w:t>transaction[</w:t>
-      </w:r>
-      <w:proofErr w:type="gramEnd"/>
-      <w:r>
-        <w:t>1])</w:t>
-      </w:r>
-    </w:p>
-    <w:p>
-      <w:proofErr w:type="gramStart"/>
-      <w:r>
-        <w:t>print(</w:t>
-      </w:r>
-      <w:proofErr w:type="gramEnd"/>
-      <w:r>
-        <w:t>"Final Balance: Rs.", balance)</w:t>
+        <w:t xml:space="preserve">    print(transaction[0], "- Rs.", transaction[1])</w:t>
+      </w:r>
+    </w:p>
+    <w:p>
+      <w:r>
+        <w:t>print("Final Balance: Rs.", balance)</w:t>
       </w:r>
     </w:p>
     <w:p>
@@ -4458,15 +3791,7 @@
     </w:p>
     <w:p>
       <w:r>
-        <w:t xml:space="preserve">    </w:t>
-      </w:r>
-      <w:proofErr w:type="gramStart"/>
-      <w:r>
-        <w:t>print(</w:t>
-      </w:r>
-      <w:proofErr w:type="gramEnd"/>
-      <w:r>
-        <w:t>"Suspicious repeated withdrawals:", suspicious)</w:t>
+        <w:t xml:space="preserve">    print("Suspicious repeated withdrawals:", suspicious)</w:t>
       </w:r>
     </w:p>
     <w:p>
@@ -4476,15 +3801,7 @@
     </w:p>
     <w:p>
       <w:r>
-        <w:t xml:space="preserve">    </w:t>
-      </w:r>
-      <w:proofErr w:type="gramStart"/>
-      <w:r>
-        <w:t>print(</w:t>
-      </w:r>
-      <w:proofErr w:type="gramEnd"/>
-      <w:r>
-        <w:t>"No suspicious repeated withdrawals detected")</w:t>
+        <w:t xml:space="preserve">    print("No suspicious repeated withdrawals detected")</w:t>
       </w:r>
     </w:p>
     <w:p>
@@ -4828,6 +4145,7 @@
     </w:p>
     <w:p>
       <w:r>
+        <w:lastRenderedPageBreak/>
         <w:t>Enter initial balance: 5000</w:t>
       </w:r>
     </w:p>
@@ -4838,23 +4156,7 @@
     </w:p>
     <w:p>
       <w:r>
-        <w:t xml:space="preserve">1. </w:t>
-      </w:r>
-      <w:proofErr w:type="gramStart"/>
-      <w:r>
-        <w:t>Deposit  2</w:t>
-      </w:r>
-      <w:proofErr w:type="gramEnd"/>
-      <w:r>
-        <w:t xml:space="preserve">. </w:t>
-      </w:r>
-      <w:proofErr w:type="gramStart"/>
-      <w:r>
-        <w:t>Withdrawal  3</w:t>
-      </w:r>
-      <w:proofErr w:type="gramEnd"/>
-      <w:r>
-        <w:t>. Transfer</w:t>
+        <w:t>1. Deposit  2. Withdrawal  3. Transfer</w:t>
       </w:r>
     </w:p>
     <w:p>
@@ -4864,7 +4166,6 @@
     </w:p>
     <w:p>
       <w:r>
-        <w:lastRenderedPageBreak/>
         <w:t>Enter amount: 1000</w:t>
       </w:r>
     </w:p>
@@ -4875,23 +4176,7 @@
     </w:p>
     <w:p>
       <w:r>
-        <w:t xml:space="preserve">1. </w:t>
-      </w:r>
-      <w:proofErr w:type="gramStart"/>
-      <w:r>
-        <w:t>Deposit  2</w:t>
-      </w:r>
-      <w:proofErr w:type="gramEnd"/>
-      <w:r>
-        <w:t xml:space="preserve">. </w:t>
-      </w:r>
-      <w:proofErr w:type="gramStart"/>
-      <w:r>
-        <w:t>Withdrawal  3</w:t>
-      </w:r>
-      <w:proofErr w:type="gramEnd"/>
-      <w:r>
-        <w:t>. Transfer</w:t>
+        <w:t>1. Deposit  2. Withdrawal  3. Transfer</w:t>
       </w:r>
     </w:p>
     <w:p>
@@ -4911,23 +4196,7 @@
     </w:p>
     <w:p>
       <w:r>
-        <w:t xml:space="preserve">1. </w:t>
-      </w:r>
-      <w:proofErr w:type="gramStart"/>
-      <w:r>
-        <w:t>Deposit  2</w:t>
-      </w:r>
-      <w:proofErr w:type="gramEnd"/>
-      <w:r>
-        <w:t xml:space="preserve">. </w:t>
-      </w:r>
-      <w:proofErr w:type="gramStart"/>
-      <w:r>
-        <w:t>Withdrawal  3</w:t>
-      </w:r>
-      <w:proofErr w:type="gramEnd"/>
-      <w:r>
-        <w:t>. Transfer</w:t>
+        <w:t>1. Deposit  2. Withdrawal  3. Transfer</w:t>
       </w:r>
     </w:p>
     <w:p>
@@ -4947,23 +4216,7 @@
     </w:p>
     <w:p>
       <w:r>
-        <w:t xml:space="preserve">1. </w:t>
-      </w:r>
-      <w:proofErr w:type="gramStart"/>
-      <w:r>
-        <w:t>Deposit  2</w:t>
-      </w:r>
-      <w:proofErr w:type="gramEnd"/>
-      <w:r>
-        <w:t xml:space="preserve">. </w:t>
-      </w:r>
-      <w:proofErr w:type="gramStart"/>
-      <w:r>
-        <w:t>Withdrawal  3</w:t>
-      </w:r>
-      <w:proofErr w:type="gramEnd"/>
-      <w:r>
-        <w:t>. Transfer</w:t>
+        <w:t>1. Deposit  2. Withdrawal  3. Transfer</w:t>
       </w:r>
     </w:p>
     <w:p>
@@ -5018,21 +4271,12 @@
           <w:bCs/>
         </w:rPr>
       </w:pPr>
-      <w:proofErr w:type="gramStart"/>
-      <w:r>
-        <w:rPr>
-          <w:b/>
-          <w:bCs/>
-        </w:rPr>
-        <w:t>10:Actual</w:t>
-      </w:r>
-      <w:proofErr w:type="gramEnd"/>
-      <w:r>
-        <w:rPr>
-          <w:b/>
-          <w:bCs/>
-        </w:rPr>
-        <w:t xml:space="preserve"> Output:</w:t>
+      <w:r>
+        <w:rPr>
+          <w:b/>
+          <w:bCs/>
+        </w:rPr>
+        <w:t>10:Actual Output:</w:t>
       </w:r>
     </w:p>
     <w:p>
@@ -5042,7 +4286,7 @@
         </w:rPr>
         <w:lastRenderedPageBreak/>
         <w:drawing>
-          <wp:inline distT="0" distB="0" distL="0" distR="0" wp14:anchorId="62501632" wp14:editId="4B53CAAA">
+          <wp:inline distT="0" distB="0" distL="0" distR="0" wp14:anchorId="62501632" wp14:editId="7A7515F7">
             <wp:extent cx="5731510" cy="3223895"/>
             <wp:effectExtent l="0" t="0" r="2540" b="0"/>
             <wp:docPr id="591856845" name="Picture 4"/>
@@ -5820,23 +5064,13 @@
       </w:r>
     </w:p>
     <w:p>
-      <w:proofErr w:type="gramStart"/>
-      <w:r>
-        <w:t>print(</w:t>
-      </w:r>
-      <w:proofErr w:type="gramEnd"/>
-      <w:r>
-        <w:t>"HOSPITAL RESOURCE REPORT")</w:t>
-      </w:r>
-    </w:p>
-    <w:p>
-      <w:proofErr w:type="spellStart"/>
-      <w:r>
-        <w:t>for ward</w:t>
-      </w:r>
-      <w:proofErr w:type="spellEnd"/>
-      <w:r>
-        <w:t xml:space="preserve"> in wards:</w:t>
+      <w:r>
+        <w:t>print("HOSPITAL RESOURCE REPORT")</w:t>
+      </w:r>
+    </w:p>
+    <w:p>
+      <w:r>
+        <w:t>for ward in wards:</w:t>
       </w:r>
     </w:p>
     <w:p>
@@ -5847,36 +5081,12 @@
     </w:p>
     <w:p>
       <w:r>
-        <w:t xml:space="preserve">    </w:t>
-      </w:r>
-      <w:proofErr w:type="gramStart"/>
-      <w:r>
-        <w:t>print(</w:t>
-      </w:r>
-      <w:proofErr w:type="gramEnd"/>
-      <w:r>
-        <w:t>"\</w:t>
-      </w:r>
-      <w:proofErr w:type="spellStart"/>
-      <w:r>
-        <w:t>nWard</w:t>
-      </w:r>
-      <w:proofErr w:type="spellEnd"/>
-      <w:r>
-        <w:t>:", name)</w:t>
-      </w:r>
-    </w:p>
-    <w:p>
-      <w:r>
-        <w:t xml:space="preserve">    </w:t>
-      </w:r>
-      <w:proofErr w:type="gramStart"/>
-      <w:r>
-        <w:t>print(</w:t>
-      </w:r>
-      <w:proofErr w:type="gramEnd"/>
-      <w:r>
-        <w:t>"Available Beds:", total - occupied)</w:t>
+        <w:t xml:space="preserve">    print("\nWard:", name)</w:t>
+      </w:r>
+    </w:p>
+    <w:p>
+      <w:r>
+        <w:t xml:space="preserve">    print("Available Beds:", total - occupied)</w:t>
       </w:r>
     </w:p>
     <w:p>
@@ -5886,15 +5096,7 @@
     </w:p>
     <w:p>
       <w:r>
-        <w:t xml:space="preserve">        </w:t>
-      </w:r>
-      <w:proofErr w:type="gramStart"/>
-      <w:r>
-        <w:t>print(</w:t>
-      </w:r>
-      <w:proofErr w:type="gramEnd"/>
-      <w:r>
-        <w:t>"Bed Status: Full")</w:t>
+        <w:t xml:space="preserve">        print("Bed Status: Full")</w:t>
       </w:r>
     </w:p>
     <w:p>
@@ -5904,15 +5106,7 @@
     </w:p>
     <w:p>
       <w:r>
-        <w:t xml:space="preserve">        </w:t>
-      </w:r>
-      <w:proofErr w:type="gramStart"/>
-      <w:r>
-        <w:t>print(</w:t>
-      </w:r>
-      <w:proofErr w:type="gramEnd"/>
-      <w:r>
-        <w:t>"Bed Status: Available")</w:t>
+        <w:t xml:space="preserve">        print("Bed Status: Available")</w:t>
       </w:r>
     </w:p>
     <w:p>
@@ -5922,15 +5116,7 @@
     </w:p>
     <w:p>
       <w:r>
-        <w:t xml:space="preserve">        </w:t>
-      </w:r>
-      <w:proofErr w:type="gramStart"/>
-      <w:r>
-        <w:t>print(</w:t>
-      </w:r>
-      <w:proofErr w:type="gramEnd"/>
-      <w:r>
-        <w:t>"Staff Shortage")</w:t>
+        <w:t xml:space="preserve">        print("Staff Shortage")</w:t>
       </w:r>
     </w:p>
     <w:p>
@@ -5940,15 +5126,7 @@
     </w:p>
     <w:p>
       <w:r>
-        <w:t xml:space="preserve">        </w:t>
-      </w:r>
-      <w:proofErr w:type="gramStart"/>
-      <w:r>
-        <w:t>print(</w:t>
-      </w:r>
-      <w:proofErr w:type="gramEnd"/>
-      <w:r>
-        <w:t>"Equipment Shortage")</w:t>
+        <w:t xml:space="preserve">        print("Equipment Shortage")</w:t>
       </w:r>
     </w:p>
     <w:p>
@@ -5982,41 +5160,13 @@
       </w:r>
     </w:p>
     <w:p>
-      <w:proofErr w:type="spellStart"/>
-      <w:proofErr w:type="gramStart"/>
-      <w:r>
-        <w:t>cases.sort</w:t>
-      </w:r>
-      <w:proofErr w:type="spellEnd"/>
-      <w:proofErr w:type="gramEnd"/>
-      <w:r>
-        <w:t xml:space="preserve">(key=lambda x: </w:t>
-      </w:r>
-      <w:proofErr w:type="gramStart"/>
-      <w:r>
-        <w:t>x[</w:t>
-      </w:r>
-      <w:proofErr w:type="gramEnd"/>
-      <w:r>
-        <w:t>1])</w:t>
-      </w:r>
-    </w:p>
-    <w:p>
-      <w:proofErr w:type="gramStart"/>
-      <w:r>
-        <w:t>print(</w:t>
-      </w:r>
-      <w:proofErr w:type="gramEnd"/>
-      <w:r>
-        <w:t>"\</w:t>
-      </w:r>
-      <w:proofErr w:type="spellStart"/>
-      <w:r>
-        <w:t>nCASE</w:t>
-      </w:r>
-      <w:proofErr w:type="spellEnd"/>
-      <w:r>
-        <w:t xml:space="preserve"> PRIORITY")</w:t>
+      <w:r>
+        <w:t>cases.sort(key=lambda x: x[1])</w:t>
+      </w:r>
+    </w:p>
+    <w:p>
+      <w:r>
+        <w:t>print("\nCASE PRIORITY")</w:t>
       </w:r>
     </w:p>
     <w:p>
@@ -6026,15 +5176,7 @@
     </w:p>
     <w:p>
       <w:r>
-        <w:t xml:space="preserve">    </w:t>
-      </w:r>
-      <w:proofErr w:type="gramStart"/>
-      <w:r>
-        <w:t>print(</w:t>
-      </w:r>
-      <w:proofErr w:type="gramEnd"/>
-      <w:r>
-        <w:t>patient, "- Priority", priority)</w:t>
+        <w:t xml:space="preserve">    print(patient, "- Priority", priority)</w:t>
       </w:r>
     </w:p>
     <w:p>
@@ -6481,21 +5623,12 @@
           <w:bCs/>
         </w:rPr>
       </w:pPr>
-      <w:proofErr w:type="gramStart"/>
-      <w:r>
-        <w:rPr>
-          <w:b/>
-          <w:bCs/>
-        </w:rPr>
-        <w:t>10:Actual</w:t>
-      </w:r>
-      <w:proofErr w:type="gramEnd"/>
-      <w:r>
-        <w:rPr>
-          <w:b/>
-          <w:bCs/>
-        </w:rPr>
-        <w:t xml:space="preserve"> Output:</w:t>
+      <w:r>
+        <w:rPr>
+          <w:b/>
+          <w:bCs/>
+        </w:rPr>
+        <w:t>10:Actual Output:</w:t>
       </w:r>
     </w:p>
     <w:p>
@@ -6511,7 +5644,7 @@
         </w:rPr>
         <w:lastRenderedPageBreak/>
         <w:drawing>
-          <wp:inline distT="0" distB="0" distL="0" distR="0" wp14:anchorId="5B30F8AB" wp14:editId="09A99F60">
+          <wp:inline distT="0" distB="0" distL="0" distR="0" wp14:anchorId="5B30F8AB" wp14:editId="37D827A1">
             <wp:extent cx="5731510" cy="2674620"/>
             <wp:effectExtent l="0" t="0" r="2540" b="0"/>
             <wp:docPr id="2012894221" name="Picture 5"/>
@@ -7088,7 +6221,6 @@
           <w14:ligatures w14:val="none"/>
         </w:rPr>
       </w:pPr>
-      <w:proofErr w:type="gramStart"/>
       <w:r>
         <w:rPr>
           <w:rFonts w:ascii="Courier New" w:eastAsia="Times New Roman" w:hAnsi="Courier New" w:cs="Courier New"/>
@@ -7096,39 +6228,37 @@
           <w:lang w:eastAsia="en-IN"/>
           <w14:ligatures w14:val="none"/>
         </w:rPr>
-        <w:t>print(</w:t>
-      </w:r>
-      <w:proofErr w:type="gramEnd"/>
-      <w:r>
+        <w:t>print("CAMPUS FESTIVAL AUDIT REPORT")</w:t>
+      </w:r>
+    </w:p>
+    <w:p>
+      <w:pPr>
         <w:rPr>
           <w:rFonts w:ascii="Courier New" w:eastAsia="Times New Roman" w:hAnsi="Courier New" w:cs="Courier New"/>
           <w:kern w:val="0"/>
           <w:lang w:eastAsia="en-IN"/>
           <w14:ligatures w14:val="none"/>
         </w:rPr>
-        <w:t>"CAMPUS FESTIVAL AUDIT REPORT")</w:t>
-      </w:r>
-    </w:p>
-    <w:p>
-      <w:pPr>
+      </w:pPr>
+      <w:r>
         <w:rPr>
           <w:rFonts w:ascii="Courier New" w:eastAsia="Times New Roman" w:hAnsi="Courier New" w:cs="Courier New"/>
           <w:kern w:val="0"/>
           <w:lang w:eastAsia="en-IN"/>
           <w14:ligatures w14:val="none"/>
         </w:rPr>
-      </w:pPr>
-      <w:proofErr w:type="spellStart"/>
-      <w:r>
+        <w:t>unique_participants = list(set(participants))</w:t>
+      </w:r>
+    </w:p>
+    <w:p>
+      <w:pPr>
         <w:rPr>
           <w:rFonts w:ascii="Courier New" w:eastAsia="Times New Roman" w:hAnsi="Courier New" w:cs="Courier New"/>
           <w:kern w:val="0"/>
           <w:lang w:eastAsia="en-IN"/>
           <w14:ligatures w14:val="none"/>
         </w:rPr>
-        <w:t>unique_participants</w:t>
-      </w:r>
-      <w:proofErr w:type="spellEnd"/>
+      </w:pPr>
       <w:r>
         <w:rPr>
           <w:rFonts w:ascii="Courier New" w:eastAsia="Times New Roman" w:hAnsi="Courier New" w:cs="Courier New"/>
@@ -7136,7 +6266,7 @@
           <w:lang w:eastAsia="en-IN"/>
           <w14:ligatures w14:val="none"/>
         </w:rPr>
-        <w:t xml:space="preserve"> = list(set(participants))</w:t>
+        <w:t>duplicates = []</w:t>
       </w:r>
     </w:p>
     <w:p>
@@ -7155,7 +6285,7 @@
           <w:lang w:eastAsia="en-IN"/>
           <w14:ligatures w14:val="none"/>
         </w:rPr>
-        <w:t>duplicates = []</w:t>
+        <w:t>for name in participants:</w:t>
       </w:r>
     </w:p>
     <w:p>
@@ -7174,7 +6304,7 @@
           <w:lang w:eastAsia="en-IN"/>
           <w14:ligatures w14:val="none"/>
         </w:rPr>
-        <w:t>for name in participants:</w:t>
+        <w:t xml:space="preserve">    if participants.count(name) &gt; 1 and name not in duplicates:</w:t>
       </w:r>
     </w:p>
     <w:p>
@@ -7193,21 +6323,18 @@
           <w:lang w:eastAsia="en-IN"/>
           <w14:ligatures w14:val="none"/>
         </w:rPr>
-        <w:t xml:space="preserve">    if </w:t>
-      </w:r>
-      <w:proofErr w:type="spellStart"/>
-      <w:proofErr w:type="gramStart"/>
-      <w:r>
+        <w:t xml:space="preserve">        duplicates.append(name)</w:t>
+      </w:r>
+    </w:p>
+    <w:p>
+      <w:pPr>
         <w:rPr>
           <w:rFonts w:ascii="Courier New" w:eastAsia="Times New Roman" w:hAnsi="Courier New" w:cs="Courier New"/>
           <w:kern w:val="0"/>
           <w:lang w:eastAsia="en-IN"/>
           <w14:ligatures w14:val="none"/>
         </w:rPr>
-        <w:t>participants.count</w:t>
-      </w:r>
-      <w:proofErr w:type="spellEnd"/>
-      <w:proofErr w:type="gramEnd"/>
+      </w:pPr>
       <w:r>
         <w:rPr>
           <w:rFonts w:ascii="Courier New" w:eastAsia="Times New Roman" w:hAnsi="Courier New" w:cs="Courier New"/>
@@ -7215,7 +6342,7 @@
           <w:lang w:eastAsia="en-IN"/>
           <w14:ligatures w14:val="none"/>
         </w:rPr>
-        <w:t>(name) &gt; 1 and name not in duplicates:</w:t>
+        <w:t>print("\nParticipant List:", participants)</w:t>
       </w:r>
     </w:p>
     <w:p>
@@ -7234,21 +6361,18 @@
           <w:lang w:eastAsia="en-IN"/>
           <w14:ligatures w14:val="none"/>
         </w:rPr>
-        <w:t xml:space="preserve">        </w:t>
-      </w:r>
-      <w:proofErr w:type="spellStart"/>
-      <w:proofErr w:type="gramStart"/>
-      <w:r>
+        <w:t>print("Duplicate Registrations:", duplicates)</w:t>
+      </w:r>
+    </w:p>
+    <w:p>
+      <w:pPr>
         <w:rPr>
           <w:rFonts w:ascii="Courier New" w:eastAsia="Times New Roman" w:hAnsi="Courier New" w:cs="Courier New"/>
           <w:kern w:val="0"/>
           <w:lang w:eastAsia="en-IN"/>
           <w14:ligatures w14:val="none"/>
         </w:rPr>
-        <w:t>duplicates.append</w:t>
-      </w:r>
-      <w:proofErr w:type="spellEnd"/>
-      <w:proofErr w:type="gramEnd"/>
+      </w:pPr>
       <w:r>
         <w:rPr>
           <w:rFonts w:ascii="Courier New" w:eastAsia="Times New Roman" w:hAnsi="Courier New" w:cs="Courier New"/>
@@ -7256,7 +6380,7 @@
           <w:lang w:eastAsia="en-IN"/>
           <w14:ligatures w14:val="none"/>
         </w:rPr>
-        <w:t>(name)</w:t>
+        <w:t>total_fees = len(unique_participants) * fee</w:t>
       </w:r>
     </w:p>
     <w:p>
@@ -7268,7 +6392,6 @@
           <w14:ligatures w14:val="none"/>
         </w:rPr>
       </w:pPr>
-      <w:proofErr w:type="gramStart"/>
       <w:r>
         <w:rPr>
           <w:rFonts w:ascii="Courier New" w:eastAsia="Times New Roman" w:hAnsi="Courier New" w:cs="Courier New"/>
@@ -7276,19 +6399,18 @@
           <w:lang w:eastAsia="en-IN"/>
           <w14:ligatures w14:val="none"/>
         </w:rPr>
-        <w:t>print(</w:t>
-      </w:r>
-      <w:proofErr w:type="gramEnd"/>
-      <w:r>
+        <w:t>total_sponsorship = sum(sponsorships)</w:t>
+      </w:r>
+    </w:p>
+    <w:p>
+      <w:pPr>
         <w:rPr>
           <w:rFonts w:ascii="Courier New" w:eastAsia="Times New Roman" w:hAnsi="Courier New" w:cs="Courier New"/>
           <w:kern w:val="0"/>
           <w:lang w:eastAsia="en-IN"/>
           <w14:ligatures w14:val="none"/>
         </w:rPr>
-        <w:t>"\</w:t>
-      </w:r>
-      <w:proofErr w:type="spellStart"/>
+      </w:pPr>
       <w:r>
         <w:rPr>
           <w:rFonts w:ascii="Courier New" w:eastAsia="Times New Roman" w:hAnsi="Courier New" w:cs="Courier New"/>
@@ -7296,39 +6418,37 @@
           <w:lang w:eastAsia="en-IN"/>
           <w14:ligatures w14:val="none"/>
         </w:rPr>
-        <w:t>nParticipant</w:t>
-      </w:r>
-      <w:proofErr w:type="spellEnd"/>
-      <w:r>
+        <w:t>total_expenses = sum(expenses)</w:t>
+      </w:r>
+    </w:p>
+    <w:p>
+      <w:pPr>
         <w:rPr>
           <w:rFonts w:ascii="Courier New" w:eastAsia="Times New Roman" w:hAnsi="Courier New" w:cs="Courier New"/>
           <w:kern w:val="0"/>
           <w:lang w:eastAsia="en-IN"/>
           <w14:ligatures w14:val="none"/>
         </w:rPr>
-        <w:t xml:space="preserve"> List:", participants)</w:t>
-      </w:r>
-    </w:p>
-    <w:p>
-      <w:pPr>
+      </w:pPr>
+      <w:r>
         <w:rPr>
           <w:rFonts w:ascii="Courier New" w:eastAsia="Times New Roman" w:hAnsi="Courier New" w:cs="Courier New"/>
           <w:kern w:val="0"/>
           <w:lang w:eastAsia="en-IN"/>
           <w14:ligatures w14:val="none"/>
         </w:rPr>
-      </w:pPr>
-      <w:proofErr w:type="gramStart"/>
-      <w:r>
+        <w:t>total_income = total_fees + total_sponsorship</w:t>
+      </w:r>
+    </w:p>
+    <w:p>
+      <w:pPr>
         <w:rPr>
           <w:rFonts w:ascii="Courier New" w:eastAsia="Times New Roman" w:hAnsi="Courier New" w:cs="Courier New"/>
           <w:kern w:val="0"/>
           <w:lang w:eastAsia="en-IN"/>
           <w14:ligatures w14:val="none"/>
         </w:rPr>
-        <w:t>print(</w:t>
-      </w:r>
-      <w:proofErr w:type="gramEnd"/>
+      </w:pPr>
       <w:r>
         <w:rPr>
           <w:rFonts w:ascii="Courier New" w:eastAsia="Times New Roman" w:hAnsi="Courier New" w:cs="Courier New"/>
@@ -7336,7 +6456,7 @@
           <w:lang w:eastAsia="en-IN"/>
           <w14:ligatures w14:val="none"/>
         </w:rPr>
-        <w:t>"Duplicate Registrations:", duplicates)</w:t>
+        <w:t>balance = total_income - total_expenses</w:t>
       </w:r>
     </w:p>
     <w:p>
@@ -7348,7 +6468,6 @@
           <w14:ligatures w14:val="none"/>
         </w:rPr>
       </w:pPr>
-      <w:proofErr w:type="spellStart"/>
       <w:r>
         <w:rPr>
           <w:rFonts w:ascii="Courier New" w:eastAsia="Times New Roman" w:hAnsi="Courier New" w:cs="Courier New"/>
@@ -7356,19 +6475,18 @@
           <w:lang w:eastAsia="en-IN"/>
           <w14:ligatures w14:val="none"/>
         </w:rPr>
-        <w:t>total_fees</w:t>
-      </w:r>
-      <w:proofErr w:type="spellEnd"/>
-      <w:r>
+        <w:t>print("\nTotal Registration Fees: Rs.", total_fees)</w:t>
+      </w:r>
+    </w:p>
+    <w:p>
+      <w:pPr>
         <w:rPr>
           <w:rFonts w:ascii="Courier New" w:eastAsia="Times New Roman" w:hAnsi="Courier New" w:cs="Courier New"/>
           <w:kern w:val="0"/>
           <w:lang w:eastAsia="en-IN"/>
           <w14:ligatures w14:val="none"/>
         </w:rPr>
-        <w:t xml:space="preserve"> = </w:t>
-      </w:r>
-      <w:proofErr w:type="spellStart"/>
+      </w:pPr>
       <w:r>
         <w:rPr>
           <w:rFonts w:ascii="Courier New" w:eastAsia="Times New Roman" w:hAnsi="Courier New" w:cs="Courier New"/>
@@ -7376,19 +6494,18 @@
           <w:lang w:eastAsia="en-IN"/>
           <w14:ligatures w14:val="none"/>
         </w:rPr>
-        <w:t>len</w:t>
-      </w:r>
-      <w:proofErr w:type="spellEnd"/>
-      <w:r>
+        <w:t>print("Total Sponsorship: Rs.", total_sponsorship)</w:t>
+      </w:r>
+    </w:p>
+    <w:p>
+      <w:pPr>
         <w:rPr>
           <w:rFonts w:ascii="Courier New" w:eastAsia="Times New Roman" w:hAnsi="Courier New" w:cs="Courier New"/>
           <w:kern w:val="0"/>
           <w:lang w:eastAsia="en-IN"/>
           <w14:ligatures w14:val="none"/>
         </w:rPr>
-        <w:t>(</w:t>
-      </w:r>
-      <w:proofErr w:type="spellStart"/>
+      </w:pPr>
       <w:r>
         <w:rPr>
           <w:rFonts w:ascii="Courier New" w:eastAsia="Times New Roman" w:hAnsi="Courier New" w:cs="Courier New"/>
@@ -7396,408 +6513,26 @@
           <w:lang w:eastAsia="en-IN"/>
           <w14:ligatures w14:val="none"/>
         </w:rPr>
-        <w:t>unique_participants</w:t>
-      </w:r>
-      <w:proofErr w:type="spellEnd"/>
-      <w:r>
+        <w:t>print("Total Income: Rs.", total_income)</w:t>
+      </w:r>
+    </w:p>
+    <w:p>
+      <w:pPr>
         <w:rPr>
           <w:rFonts w:ascii="Courier New" w:eastAsia="Times New Roman" w:hAnsi="Courier New" w:cs="Courier New"/>
           <w:kern w:val="0"/>
           <w:lang w:eastAsia="en-IN"/>
           <w14:ligatures w14:val="none"/>
         </w:rPr>
-        <w:t>) * fee</w:t>
-      </w:r>
-    </w:p>
-    <w:p>
-      <w:pPr>
+      </w:pPr>
+      <w:r>
         <w:rPr>
           <w:rFonts w:ascii="Courier New" w:eastAsia="Times New Roman" w:hAnsi="Courier New" w:cs="Courier New"/>
           <w:kern w:val="0"/>
           <w:lang w:eastAsia="en-IN"/>
           <w14:ligatures w14:val="none"/>
         </w:rPr>
-      </w:pPr>
-      <w:proofErr w:type="spellStart"/>
-      <w:r>
-        <w:rPr>
-          <w:rFonts w:ascii="Courier New" w:eastAsia="Times New Roman" w:hAnsi="Courier New" w:cs="Courier New"/>
-          <w:kern w:val="0"/>
-          <w:lang w:eastAsia="en-IN"/>
-          <w14:ligatures w14:val="none"/>
-        </w:rPr>
-        <w:t>total_sponsorship</w:t>
-      </w:r>
-      <w:proofErr w:type="spellEnd"/>
-      <w:r>
-        <w:rPr>
-          <w:rFonts w:ascii="Courier New" w:eastAsia="Times New Roman" w:hAnsi="Courier New" w:cs="Courier New"/>
-          <w:kern w:val="0"/>
-          <w:lang w:eastAsia="en-IN"/>
-          <w14:ligatures w14:val="none"/>
-        </w:rPr>
-        <w:t xml:space="preserve"> = sum(sponsorships)</w:t>
-      </w:r>
-    </w:p>
-    <w:p>
-      <w:pPr>
-        <w:rPr>
-          <w:rFonts w:ascii="Courier New" w:eastAsia="Times New Roman" w:hAnsi="Courier New" w:cs="Courier New"/>
-          <w:kern w:val="0"/>
-          <w:lang w:eastAsia="en-IN"/>
-          <w14:ligatures w14:val="none"/>
-        </w:rPr>
-      </w:pPr>
-      <w:proofErr w:type="spellStart"/>
-      <w:r>
-        <w:rPr>
-          <w:rFonts w:ascii="Courier New" w:eastAsia="Times New Roman" w:hAnsi="Courier New" w:cs="Courier New"/>
-          <w:kern w:val="0"/>
-          <w:lang w:eastAsia="en-IN"/>
-          <w14:ligatures w14:val="none"/>
-        </w:rPr>
-        <w:t>total_expenses</w:t>
-      </w:r>
-      <w:proofErr w:type="spellEnd"/>
-      <w:r>
-        <w:rPr>
-          <w:rFonts w:ascii="Courier New" w:eastAsia="Times New Roman" w:hAnsi="Courier New" w:cs="Courier New"/>
-          <w:kern w:val="0"/>
-          <w:lang w:eastAsia="en-IN"/>
-          <w14:ligatures w14:val="none"/>
-        </w:rPr>
-        <w:t xml:space="preserve"> = sum(expenses)</w:t>
-      </w:r>
-    </w:p>
-    <w:p>
-      <w:pPr>
-        <w:rPr>
-          <w:rFonts w:ascii="Courier New" w:eastAsia="Times New Roman" w:hAnsi="Courier New" w:cs="Courier New"/>
-          <w:kern w:val="0"/>
-          <w:lang w:eastAsia="en-IN"/>
-          <w14:ligatures w14:val="none"/>
-        </w:rPr>
-      </w:pPr>
-      <w:proofErr w:type="spellStart"/>
-      <w:r>
-        <w:rPr>
-          <w:rFonts w:ascii="Courier New" w:eastAsia="Times New Roman" w:hAnsi="Courier New" w:cs="Courier New"/>
-          <w:kern w:val="0"/>
-          <w:lang w:eastAsia="en-IN"/>
-          <w14:ligatures w14:val="none"/>
-        </w:rPr>
-        <w:t>total_income</w:t>
-      </w:r>
-      <w:proofErr w:type="spellEnd"/>
-      <w:r>
-        <w:rPr>
-          <w:rFonts w:ascii="Courier New" w:eastAsia="Times New Roman" w:hAnsi="Courier New" w:cs="Courier New"/>
-          <w:kern w:val="0"/>
-          <w:lang w:eastAsia="en-IN"/>
-          <w14:ligatures w14:val="none"/>
-        </w:rPr>
-        <w:t xml:space="preserve"> = </w:t>
-      </w:r>
-      <w:proofErr w:type="spellStart"/>
-      <w:r>
-        <w:rPr>
-          <w:rFonts w:ascii="Courier New" w:eastAsia="Times New Roman" w:hAnsi="Courier New" w:cs="Courier New"/>
-          <w:kern w:val="0"/>
-          <w:lang w:eastAsia="en-IN"/>
-          <w14:ligatures w14:val="none"/>
-        </w:rPr>
-        <w:t>total_fees</w:t>
-      </w:r>
-      <w:proofErr w:type="spellEnd"/>
-      <w:r>
-        <w:rPr>
-          <w:rFonts w:ascii="Courier New" w:eastAsia="Times New Roman" w:hAnsi="Courier New" w:cs="Courier New"/>
-          <w:kern w:val="0"/>
-          <w:lang w:eastAsia="en-IN"/>
-          <w14:ligatures w14:val="none"/>
-        </w:rPr>
-        <w:t xml:space="preserve"> + </w:t>
-      </w:r>
-      <w:proofErr w:type="spellStart"/>
-      <w:r>
-        <w:rPr>
-          <w:rFonts w:ascii="Courier New" w:eastAsia="Times New Roman" w:hAnsi="Courier New" w:cs="Courier New"/>
-          <w:kern w:val="0"/>
-          <w:lang w:eastAsia="en-IN"/>
-          <w14:ligatures w14:val="none"/>
-        </w:rPr>
-        <w:t>total_sponsorship</w:t>
-      </w:r>
-      <w:proofErr w:type="spellEnd"/>
-    </w:p>
-    <w:p>
-      <w:pPr>
-        <w:rPr>
-          <w:rFonts w:ascii="Courier New" w:eastAsia="Times New Roman" w:hAnsi="Courier New" w:cs="Courier New"/>
-          <w:kern w:val="0"/>
-          <w:lang w:eastAsia="en-IN"/>
-          <w14:ligatures w14:val="none"/>
-        </w:rPr>
-      </w:pPr>
-      <w:r>
-        <w:rPr>
-          <w:rFonts w:ascii="Courier New" w:eastAsia="Times New Roman" w:hAnsi="Courier New" w:cs="Courier New"/>
-          <w:kern w:val="0"/>
-          <w:lang w:eastAsia="en-IN"/>
-          <w14:ligatures w14:val="none"/>
-        </w:rPr>
-        <w:t xml:space="preserve">balance = </w:t>
-      </w:r>
-      <w:proofErr w:type="spellStart"/>
-      <w:r>
-        <w:rPr>
-          <w:rFonts w:ascii="Courier New" w:eastAsia="Times New Roman" w:hAnsi="Courier New" w:cs="Courier New"/>
-          <w:kern w:val="0"/>
-          <w:lang w:eastAsia="en-IN"/>
-          <w14:ligatures w14:val="none"/>
-        </w:rPr>
-        <w:t>total_income</w:t>
-      </w:r>
-      <w:proofErr w:type="spellEnd"/>
-      <w:r>
-        <w:rPr>
-          <w:rFonts w:ascii="Courier New" w:eastAsia="Times New Roman" w:hAnsi="Courier New" w:cs="Courier New"/>
-          <w:kern w:val="0"/>
-          <w:lang w:eastAsia="en-IN"/>
-          <w14:ligatures w14:val="none"/>
-        </w:rPr>
-        <w:t xml:space="preserve"> - </w:t>
-      </w:r>
-      <w:proofErr w:type="spellStart"/>
-      <w:r>
-        <w:rPr>
-          <w:rFonts w:ascii="Courier New" w:eastAsia="Times New Roman" w:hAnsi="Courier New" w:cs="Courier New"/>
-          <w:kern w:val="0"/>
-          <w:lang w:eastAsia="en-IN"/>
-          <w14:ligatures w14:val="none"/>
-        </w:rPr>
-        <w:t>total_expenses</w:t>
-      </w:r>
-      <w:proofErr w:type="spellEnd"/>
-    </w:p>
-    <w:p>
-      <w:pPr>
-        <w:rPr>
-          <w:rFonts w:ascii="Courier New" w:eastAsia="Times New Roman" w:hAnsi="Courier New" w:cs="Courier New"/>
-          <w:kern w:val="0"/>
-          <w:lang w:eastAsia="en-IN"/>
-          <w14:ligatures w14:val="none"/>
-        </w:rPr>
-      </w:pPr>
-      <w:proofErr w:type="gramStart"/>
-      <w:r>
-        <w:rPr>
-          <w:rFonts w:ascii="Courier New" w:eastAsia="Times New Roman" w:hAnsi="Courier New" w:cs="Courier New"/>
-          <w:kern w:val="0"/>
-          <w:lang w:eastAsia="en-IN"/>
-          <w14:ligatures w14:val="none"/>
-        </w:rPr>
-        <w:t>print(</w:t>
-      </w:r>
-      <w:proofErr w:type="gramEnd"/>
-      <w:r>
-        <w:rPr>
-          <w:rFonts w:ascii="Courier New" w:eastAsia="Times New Roman" w:hAnsi="Courier New" w:cs="Courier New"/>
-          <w:kern w:val="0"/>
-          <w:lang w:eastAsia="en-IN"/>
-          <w14:ligatures w14:val="none"/>
-        </w:rPr>
-        <w:t>"\</w:t>
-      </w:r>
-      <w:proofErr w:type="spellStart"/>
-      <w:r>
-        <w:rPr>
-          <w:rFonts w:ascii="Courier New" w:eastAsia="Times New Roman" w:hAnsi="Courier New" w:cs="Courier New"/>
-          <w:kern w:val="0"/>
-          <w:lang w:eastAsia="en-IN"/>
-          <w14:ligatures w14:val="none"/>
-        </w:rPr>
-        <w:t>nTotal</w:t>
-      </w:r>
-      <w:proofErr w:type="spellEnd"/>
-      <w:r>
-        <w:rPr>
-          <w:rFonts w:ascii="Courier New" w:eastAsia="Times New Roman" w:hAnsi="Courier New" w:cs="Courier New"/>
-          <w:kern w:val="0"/>
-          <w:lang w:eastAsia="en-IN"/>
-          <w14:ligatures w14:val="none"/>
-        </w:rPr>
-        <w:t xml:space="preserve"> Registration Fees: Rs.", </w:t>
-      </w:r>
-      <w:proofErr w:type="spellStart"/>
-      <w:r>
-        <w:rPr>
-          <w:rFonts w:ascii="Courier New" w:eastAsia="Times New Roman" w:hAnsi="Courier New" w:cs="Courier New"/>
-          <w:kern w:val="0"/>
-          <w:lang w:eastAsia="en-IN"/>
-          <w14:ligatures w14:val="none"/>
-        </w:rPr>
-        <w:t>total_fees</w:t>
-      </w:r>
-      <w:proofErr w:type="spellEnd"/>
-      <w:r>
-        <w:rPr>
-          <w:rFonts w:ascii="Courier New" w:eastAsia="Times New Roman" w:hAnsi="Courier New" w:cs="Courier New"/>
-          <w:kern w:val="0"/>
-          <w:lang w:eastAsia="en-IN"/>
-          <w14:ligatures w14:val="none"/>
-        </w:rPr>
-        <w:t>)</w:t>
-      </w:r>
-    </w:p>
-    <w:p>
-      <w:pPr>
-        <w:rPr>
-          <w:rFonts w:ascii="Courier New" w:eastAsia="Times New Roman" w:hAnsi="Courier New" w:cs="Courier New"/>
-          <w:kern w:val="0"/>
-          <w:lang w:eastAsia="en-IN"/>
-          <w14:ligatures w14:val="none"/>
-        </w:rPr>
-      </w:pPr>
-      <w:proofErr w:type="gramStart"/>
-      <w:r>
-        <w:rPr>
-          <w:rFonts w:ascii="Courier New" w:eastAsia="Times New Roman" w:hAnsi="Courier New" w:cs="Courier New"/>
-          <w:kern w:val="0"/>
-          <w:lang w:eastAsia="en-IN"/>
-          <w14:ligatures w14:val="none"/>
-        </w:rPr>
-        <w:t>print(</w:t>
-      </w:r>
-      <w:proofErr w:type="gramEnd"/>
-      <w:r>
-        <w:rPr>
-          <w:rFonts w:ascii="Courier New" w:eastAsia="Times New Roman" w:hAnsi="Courier New" w:cs="Courier New"/>
-          <w:kern w:val="0"/>
-          <w:lang w:eastAsia="en-IN"/>
-          <w14:ligatures w14:val="none"/>
-        </w:rPr>
-        <w:t xml:space="preserve">"Total Sponsorship: Rs.", </w:t>
-      </w:r>
-      <w:proofErr w:type="spellStart"/>
-      <w:r>
-        <w:rPr>
-          <w:rFonts w:ascii="Courier New" w:eastAsia="Times New Roman" w:hAnsi="Courier New" w:cs="Courier New"/>
-          <w:kern w:val="0"/>
-          <w:lang w:eastAsia="en-IN"/>
-          <w14:ligatures w14:val="none"/>
-        </w:rPr>
-        <w:t>total_sponsorship</w:t>
-      </w:r>
-      <w:proofErr w:type="spellEnd"/>
-      <w:r>
-        <w:rPr>
-          <w:rFonts w:ascii="Courier New" w:eastAsia="Times New Roman" w:hAnsi="Courier New" w:cs="Courier New"/>
-          <w:kern w:val="0"/>
-          <w:lang w:eastAsia="en-IN"/>
-          <w14:ligatures w14:val="none"/>
-        </w:rPr>
-        <w:t>)</w:t>
-      </w:r>
-    </w:p>
-    <w:p>
-      <w:pPr>
-        <w:rPr>
-          <w:rFonts w:ascii="Courier New" w:eastAsia="Times New Roman" w:hAnsi="Courier New" w:cs="Courier New"/>
-          <w:kern w:val="0"/>
-          <w:lang w:eastAsia="en-IN"/>
-          <w14:ligatures w14:val="none"/>
-        </w:rPr>
-      </w:pPr>
-      <w:proofErr w:type="gramStart"/>
-      <w:r>
-        <w:rPr>
-          <w:rFonts w:ascii="Courier New" w:eastAsia="Times New Roman" w:hAnsi="Courier New" w:cs="Courier New"/>
-          <w:kern w:val="0"/>
-          <w:lang w:eastAsia="en-IN"/>
-          <w14:ligatures w14:val="none"/>
-        </w:rPr>
-        <w:t>print(</w:t>
-      </w:r>
-      <w:proofErr w:type="gramEnd"/>
-      <w:r>
-        <w:rPr>
-          <w:rFonts w:ascii="Courier New" w:eastAsia="Times New Roman" w:hAnsi="Courier New" w:cs="Courier New"/>
-          <w:kern w:val="0"/>
-          <w:lang w:eastAsia="en-IN"/>
-          <w14:ligatures w14:val="none"/>
-        </w:rPr>
-        <w:t xml:space="preserve">"Total Income: Rs.", </w:t>
-      </w:r>
-      <w:proofErr w:type="spellStart"/>
-      <w:r>
-        <w:rPr>
-          <w:rFonts w:ascii="Courier New" w:eastAsia="Times New Roman" w:hAnsi="Courier New" w:cs="Courier New"/>
-          <w:kern w:val="0"/>
-          <w:lang w:eastAsia="en-IN"/>
-          <w14:ligatures w14:val="none"/>
-        </w:rPr>
-        <w:t>total_income</w:t>
-      </w:r>
-      <w:proofErr w:type="spellEnd"/>
-      <w:r>
-        <w:rPr>
-          <w:rFonts w:ascii="Courier New" w:eastAsia="Times New Roman" w:hAnsi="Courier New" w:cs="Courier New"/>
-          <w:kern w:val="0"/>
-          <w:lang w:eastAsia="en-IN"/>
-          <w14:ligatures w14:val="none"/>
-        </w:rPr>
-        <w:t>)</w:t>
-      </w:r>
-    </w:p>
-    <w:p>
-      <w:pPr>
-        <w:rPr>
-          <w:rFonts w:ascii="Courier New" w:eastAsia="Times New Roman" w:hAnsi="Courier New" w:cs="Courier New"/>
-          <w:kern w:val="0"/>
-          <w:lang w:eastAsia="en-IN"/>
-          <w14:ligatures w14:val="none"/>
-        </w:rPr>
-      </w:pPr>
-      <w:proofErr w:type="gramStart"/>
-      <w:r>
-        <w:rPr>
-          <w:rFonts w:ascii="Courier New" w:eastAsia="Times New Roman" w:hAnsi="Courier New" w:cs="Courier New"/>
-          <w:kern w:val="0"/>
-          <w:lang w:eastAsia="en-IN"/>
-          <w14:ligatures w14:val="none"/>
-        </w:rPr>
-        <w:t>print(</w:t>
-      </w:r>
-      <w:proofErr w:type="gramEnd"/>
-      <w:r>
-        <w:rPr>
-          <w:rFonts w:ascii="Courier New" w:eastAsia="Times New Roman" w:hAnsi="Courier New" w:cs="Courier New"/>
-          <w:kern w:val="0"/>
-          <w:lang w:eastAsia="en-IN"/>
-          <w14:ligatures w14:val="none"/>
-        </w:rPr>
-        <w:t xml:space="preserve">"Total Expenses: Rs.", </w:t>
-      </w:r>
-      <w:proofErr w:type="spellStart"/>
-      <w:r>
-        <w:rPr>
-          <w:rFonts w:ascii="Courier New" w:eastAsia="Times New Roman" w:hAnsi="Courier New" w:cs="Courier New"/>
-          <w:kern w:val="0"/>
-          <w:lang w:eastAsia="en-IN"/>
-          <w14:ligatures w14:val="none"/>
-        </w:rPr>
-        <w:t>total_expenses</w:t>
-      </w:r>
-      <w:proofErr w:type="spellEnd"/>
-      <w:r>
-        <w:rPr>
-          <w:rFonts w:ascii="Courier New" w:eastAsia="Times New Roman" w:hAnsi="Courier New" w:cs="Courier New"/>
-          <w:kern w:val="0"/>
-          <w:lang w:eastAsia="en-IN"/>
-          <w14:ligatures w14:val="none"/>
-        </w:rPr>
-        <w:t>)</w:t>
+        <w:t>print("Total Expenses: Rs.", total_expenses)</w:t>
       </w:r>
     </w:p>
     <w:p>
@@ -7811,7 +6546,6 @@
           <w14:ligatures w14:val="none"/>
         </w:rPr>
       </w:pPr>
-      <w:proofErr w:type="gramStart"/>
       <w:r>
         <w:rPr>
           <w:rFonts w:ascii="Courier New" w:eastAsia="Times New Roman" w:hAnsi="Courier New" w:cs="Courier New"/>
@@ -7819,17 +6553,7 @@
           <w:lang w:eastAsia="en-IN"/>
           <w14:ligatures w14:val="none"/>
         </w:rPr>
-        <w:t>print(</w:t>
-      </w:r>
-      <w:proofErr w:type="gramEnd"/>
-      <w:r>
-        <w:rPr>
-          <w:rFonts w:ascii="Courier New" w:eastAsia="Times New Roman" w:hAnsi="Courier New" w:cs="Courier New"/>
-          <w:kern w:val="0"/>
-          <w:lang w:eastAsia="en-IN"/>
-          <w14:ligatures w14:val="none"/>
-        </w:rPr>
-        <w:t>"Final Financial Ba</w:t>
+        <w:t>print("Final Financial Ba</w:t>
       </w:r>
       <w:r>
         <w:rPr>
@@ -8610,21 +7334,12 @@
           <w:bCs/>
         </w:rPr>
       </w:pPr>
-      <w:proofErr w:type="gramStart"/>
-      <w:r>
-        <w:rPr>
-          <w:b/>
-          <w:bCs/>
-        </w:rPr>
-        <w:t>10:Actual</w:t>
-      </w:r>
-      <w:proofErr w:type="gramEnd"/>
-      <w:r>
-        <w:rPr>
-          <w:b/>
-          <w:bCs/>
-        </w:rPr>
-        <w:t xml:space="preserve"> Outpu</w:t>
+      <w:r>
+        <w:rPr>
+          <w:b/>
+          <w:bCs/>
+        </w:rPr>
+        <w:t>10:Actual Outpu</w:t>
       </w:r>
       <w:r>
         <w:rPr>
@@ -8653,7 +7368,7 @@
           <w:noProof/>
         </w:rPr>
         <w:drawing>
-          <wp:inline distT="0" distB="0" distL="0" distR="0" wp14:anchorId="0BF2D971" wp14:editId="73D691F0">
+          <wp:inline distT="0" distB="0" distL="0" distR="0" wp14:anchorId="0BF2D971" wp14:editId="3D887AB4">
             <wp:extent cx="5731510" cy="1620520"/>
             <wp:effectExtent l="0" t="0" r="2540" b="0"/>
             <wp:docPr id="130013747" name="Picture 1"/>
@@ -9116,11 +7831,7 @@
         <w:t xml:space="preserve">Display the </w:t>
       </w:r>
       <w:r>
-        <w:t xml:space="preserve">timetable </w:t>
-      </w:r>
-      <w:proofErr w:type="gramStart"/>
-      <w:r>
-        <w:t xml:space="preserve">validation </w:t>
+        <w:t xml:space="preserve">timetable validation </w:t>
       </w:r>
       <w:r>
         <w:t xml:space="preserve"> </w:t>
@@ -9128,7 +7839,6 @@
       <w:r>
         <w:t>result</w:t>
       </w:r>
-      <w:proofErr w:type="gramEnd"/>
     </w:p>
     <w:p>
       <w:r>
@@ -9393,7 +8103,6 @@
           <w14:ligatures w14:val="none"/>
         </w:rPr>
       </w:pPr>
-      <w:proofErr w:type="spellStart"/>
       <w:r>
         <w:rPr>
           <w:rFonts w:ascii="Courier New" w:eastAsia="Times New Roman" w:hAnsi="Courier New" w:cs="Courier New"/>
@@ -9403,10 +8112,11 @@
           <w:lang w:eastAsia="en-IN"/>
           <w14:ligatures w14:val="none"/>
         </w:rPr>
-        <w:t>unavailable_rooms</w:t>
-      </w:r>
-      <w:proofErr w:type="spellEnd"/>
-      <w:r>
+        <w:t>unavailable_rooms = ["Room C"]</w:t>
+      </w:r>
+    </w:p>
+    <w:p>
+      <w:pPr>
         <w:rPr>
           <w:rFonts w:ascii="Courier New" w:eastAsia="Times New Roman" w:hAnsi="Courier New" w:cs="Courier New"/>
           <w:kern w:val="0"/>
@@ -9415,11 +8125,8 @@
           <w:lang w:eastAsia="en-IN"/>
           <w14:ligatures w14:val="none"/>
         </w:rPr>
-        <w:t xml:space="preserve"> = ["Room C"]</w:t>
-      </w:r>
-    </w:p>
-    <w:p>
-      <w:pPr>
+      </w:pPr>
+      <w:r>
         <w:rPr>
           <w:rFonts w:ascii="Courier New" w:eastAsia="Times New Roman" w:hAnsi="Courier New" w:cs="Courier New"/>
           <w:kern w:val="0"/>
@@ -9428,9 +8135,11 @@
           <w:lang w:eastAsia="en-IN"/>
           <w14:ligatures w14:val="none"/>
         </w:rPr>
-      </w:pPr>
-      <w:proofErr w:type="gramStart"/>
-      <w:r>
+        <w:t>print("STUDENT TIMETABLE")</w:t>
+      </w:r>
+    </w:p>
+    <w:p>
+      <w:pPr>
         <w:rPr>
           <w:rFonts w:ascii="Courier New" w:eastAsia="Times New Roman" w:hAnsi="Courier New" w:cs="Courier New"/>
           <w:kern w:val="0"/>
@@ -9439,9 +8148,7 @@
           <w:lang w:eastAsia="en-IN"/>
           <w14:ligatures w14:val="none"/>
         </w:rPr>
-        <w:t>print(</w:t>
-      </w:r>
-      <w:proofErr w:type="gramEnd"/>
+      </w:pPr>
       <w:r>
         <w:rPr>
           <w:rFonts w:ascii="Courier New" w:eastAsia="Times New Roman" w:hAnsi="Courier New" w:cs="Courier New"/>
@@ -9451,7 +8158,7 @@
           <w:lang w:eastAsia="en-IN"/>
           <w14:ligatures w14:val="none"/>
         </w:rPr>
-        <w:t>"STUDENT TIMETABLE")</w:t>
+        <w:t>for course in courses:</w:t>
       </w:r>
     </w:p>
     <w:p>
@@ -9474,7 +8181,7 @@
           <w:lang w:eastAsia="en-IN"/>
           <w14:ligatures w14:val="none"/>
         </w:rPr>
-        <w:t>for course in courses:</w:t>
+        <w:t xml:space="preserve">    print(course)</w:t>
       </w:r>
     </w:p>
     <w:p>
@@ -9497,67 +8204,7 @@
           <w:lang w:eastAsia="en-IN"/>
           <w14:ligatures w14:val="none"/>
         </w:rPr>
-        <w:t xml:space="preserve">    print(course)</w:t>
-      </w:r>
-    </w:p>
-    <w:p>
-      <w:pPr>
-        <w:rPr>
-          <w:rFonts w:ascii="Courier New" w:eastAsia="Times New Roman" w:hAnsi="Courier New" w:cs="Courier New"/>
-          <w:kern w:val="0"/>
-          <w:sz w:val="20"/>
-          <w:szCs w:val="20"/>
-          <w:lang w:eastAsia="en-IN"/>
-          <w14:ligatures w14:val="none"/>
-        </w:rPr>
-      </w:pPr>
-      <w:proofErr w:type="gramStart"/>
-      <w:r>
-        <w:rPr>
-          <w:rFonts w:ascii="Courier New" w:eastAsia="Times New Roman" w:hAnsi="Courier New" w:cs="Courier New"/>
-          <w:kern w:val="0"/>
-          <w:sz w:val="20"/>
-          <w:szCs w:val="20"/>
-          <w:lang w:eastAsia="en-IN"/>
-          <w14:ligatures w14:val="none"/>
-        </w:rPr>
-        <w:t>print(</w:t>
-      </w:r>
-      <w:proofErr w:type="gramEnd"/>
-      <w:r>
-        <w:rPr>
-          <w:rFonts w:ascii="Courier New" w:eastAsia="Times New Roman" w:hAnsi="Courier New" w:cs="Courier New"/>
-          <w:kern w:val="0"/>
-          <w:sz w:val="20"/>
-          <w:szCs w:val="20"/>
-          <w:lang w:eastAsia="en-IN"/>
-          <w14:ligatures w14:val="none"/>
-        </w:rPr>
-        <w:t>"\</w:t>
-      </w:r>
-      <w:proofErr w:type="spellStart"/>
-      <w:r>
-        <w:rPr>
-          <w:rFonts w:ascii="Courier New" w:eastAsia="Times New Roman" w:hAnsi="Courier New" w:cs="Courier New"/>
-          <w:kern w:val="0"/>
-          <w:sz w:val="20"/>
-          <w:szCs w:val="20"/>
-          <w:lang w:eastAsia="en-IN"/>
-          <w14:ligatures w14:val="none"/>
-        </w:rPr>
-        <w:t>nCONFLICT</w:t>
-      </w:r>
-      <w:proofErr w:type="spellEnd"/>
-      <w:r>
-        <w:rPr>
-          <w:rFonts w:ascii="Courier New" w:eastAsia="Times New Roman" w:hAnsi="Courier New" w:cs="Courier New"/>
-          <w:kern w:val="0"/>
-          <w:sz w:val="20"/>
-          <w:szCs w:val="20"/>
-          <w:lang w:eastAsia="en-IN"/>
-          <w14:ligatures w14:val="none"/>
-        </w:rPr>
-        <w:t xml:space="preserve"> REPORT")</w:t>
+        <w:t>print("\nCONFLICT REPORT")</w:t>
       </w:r>
     </w:p>
     <w:p>
@@ -9955,21 +8602,12 @@
           <w:bCs/>
         </w:rPr>
       </w:pPr>
-      <w:proofErr w:type="gramStart"/>
-      <w:r>
-        <w:rPr>
-          <w:b/>
-          <w:bCs/>
-        </w:rPr>
-        <w:t>10:Actual</w:t>
-      </w:r>
-      <w:proofErr w:type="gramEnd"/>
-      <w:r>
-        <w:rPr>
-          <w:b/>
-          <w:bCs/>
-        </w:rPr>
-        <w:t xml:space="preserve"> Output:</w:t>
+      <w:r>
+        <w:rPr>
+          <w:b/>
+          <w:bCs/>
+        </w:rPr>
+        <w:t>10:Actual Output:</w:t>
       </w:r>
     </w:p>
     <w:p>
@@ -9978,7 +8616,7 @@
           <w:noProof/>
         </w:rPr>
         <w:drawing>
-          <wp:inline distT="0" distB="0" distL="0" distR="0" wp14:anchorId="3987269C" wp14:editId="1EB72A18">
+          <wp:inline distT="0" distB="0" distL="0" distR="0" wp14:anchorId="3987269C" wp14:editId="7E5C7F31">
             <wp:extent cx="5731510" cy="1045845"/>
             <wp:effectExtent l="0" t="0" r="2540" b="1905"/>
             <wp:docPr id="1408388287" name="Picture 2"/>
@@ -10580,13 +9218,8 @@
       </w:r>
     </w:p>
     <w:p>
-      <w:proofErr w:type="spellStart"/>
-      <w:r>
-        <w:t>answer_key</w:t>
-      </w:r>
-      <w:proofErr w:type="spellEnd"/>
-      <w:r>
-        <w:t xml:space="preserve"> = ["A", "B", "C", "D", "A"]</w:t>
+      <w:r>
+        <w:t>answer_key = ["A", "B", "C", "D", "A"]</w:t>
       </w:r>
     </w:p>
     <w:p>
@@ -10616,17 +9249,7 @@
     </w:p>
     <w:p>
       <w:r>
-        <w:t xml:space="preserve">for name, answers in </w:t>
-      </w:r>
-      <w:proofErr w:type="spellStart"/>
-      <w:proofErr w:type="gramStart"/>
-      <w:r>
-        <w:t>students.items</w:t>
-      </w:r>
-      <w:proofErr w:type="spellEnd"/>
-      <w:proofErr w:type="gramEnd"/>
-      <w:r>
-        <w:t>():</w:t>
+        <w:t>for name, answers in students.items():</w:t>
       </w:r>
     </w:p>
     <w:p>
@@ -10646,44 +9269,12 @@
     </w:p>
     <w:p>
       <w:r>
-        <w:t xml:space="preserve">    for </w:t>
-      </w:r>
-      <w:proofErr w:type="spellStart"/>
-      <w:r>
-        <w:t>i</w:t>
-      </w:r>
-      <w:proofErr w:type="spellEnd"/>
-      <w:r>
-        <w:t xml:space="preserve"> in range(</w:t>
-      </w:r>
-      <w:proofErr w:type="spellStart"/>
-      <w:r>
-        <w:t>len</w:t>
-      </w:r>
-      <w:proofErr w:type="spellEnd"/>
-      <w:r>
-        <w:t>(</w:t>
-      </w:r>
-      <w:proofErr w:type="spellStart"/>
-      <w:r>
-        <w:t>answer_key</w:t>
-      </w:r>
-      <w:proofErr w:type="spellEnd"/>
-      <w:r>
-        <w:t>)):</w:t>
-      </w:r>
-    </w:p>
-    <w:p>
-      <w:r>
-        <w:t xml:space="preserve">        if answers[</w:t>
-      </w:r>
-      <w:proofErr w:type="spellStart"/>
-      <w:r>
-        <w:t>i</w:t>
-      </w:r>
-      <w:proofErr w:type="spellEnd"/>
-      <w:r>
-        <w:t>] == "":</w:t>
+        <w:t xml:space="preserve">    for i in range(len(answer_key)):</w:t>
+      </w:r>
+    </w:p>
+    <w:p>
+      <w:r>
+        <w:t xml:space="preserve">        if answers[i] == "":</w:t>
       </w:r>
     </w:p>
     <w:p>
@@ -10693,39 +9284,7 @@
     </w:p>
     <w:p>
       <w:r>
-        <w:t xml:space="preserve">        </w:t>
-      </w:r>
-      <w:proofErr w:type="spellStart"/>
-      <w:r>
-        <w:t>elif</w:t>
-      </w:r>
-      <w:proofErr w:type="spellEnd"/>
-      <w:r>
-        <w:t xml:space="preserve"> answers[</w:t>
-      </w:r>
-      <w:proofErr w:type="spellStart"/>
-      <w:r>
-        <w:t>i</w:t>
-      </w:r>
-      <w:proofErr w:type="spellEnd"/>
-      <w:r>
-        <w:t xml:space="preserve">] == </w:t>
-      </w:r>
-      <w:proofErr w:type="spellStart"/>
-      <w:r>
-        <w:t>answer_key</w:t>
-      </w:r>
-      <w:proofErr w:type="spellEnd"/>
-      <w:r>
-        <w:t>[</w:t>
-      </w:r>
-      <w:proofErr w:type="spellStart"/>
-      <w:r>
-        <w:t>i</w:t>
-      </w:r>
-      <w:proofErr w:type="spellEnd"/>
-      <w:r>
-        <w:t>]:</w:t>
+        <w:t xml:space="preserve">        elif answers[i] == answer_key[i]:</w:t>
       </w:r>
     </w:p>
     <w:p>
@@ -10750,91 +9309,27 @@
     </w:p>
     <w:p>
       <w:r>
-        <w:t xml:space="preserve">    </w:t>
-      </w:r>
-      <w:proofErr w:type="gramStart"/>
-      <w:r>
-        <w:t>print(</w:t>
-      </w:r>
-      <w:proofErr w:type="gramEnd"/>
-      <w:r>
-        <w:t>"\</w:t>
-      </w:r>
-      <w:proofErr w:type="spellStart"/>
-      <w:r>
-        <w:t>nStudent</w:t>
-      </w:r>
-      <w:proofErr w:type="spellEnd"/>
-      <w:r>
-        <w:t xml:space="preserve"> Name:", name)</w:t>
-      </w:r>
-    </w:p>
-    <w:p>
-      <w:r>
-        <w:t xml:space="preserve">    </w:t>
-      </w:r>
-      <w:proofErr w:type="gramStart"/>
-      <w:r>
-        <w:t>print(</w:t>
-      </w:r>
-      <w:proofErr w:type="gramEnd"/>
-      <w:r>
-        <w:t>"Correct Answers:", correct)</w:t>
-      </w:r>
-    </w:p>
-    <w:p>
-      <w:r>
-        <w:t xml:space="preserve">    </w:t>
-      </w:r>
-      <w:proofErr w:type="gramStart"/>
-      <w:r>
-        <w:t>print(</w:t>
-      </w:r>
-      <w:proofErr w:type="gramEnd"/>
-      <w:r>
-        <w:t>"Incorrect Answers:", incorrect)</w:t>
-      </w:r>
-    </w:p>
-    <w:p>
-      <w:r>
-        <w:t xml:space="preserve">    </w:t>
-      </w:r>
-      <w:proofErr w:type="gramStart"/>
-      <w:r>
-        <w:t>print(</w:t>
-      </w:r>
-      <w:proofErr w:type="gramEnd"/>
-      <w:r>
-        <w:t>"Unanswered Questions:", unanswered)</w:t>
-      </w:r>
-    </w:p>
-    <w:p>
-      <w:r>
-        <w:t xml:space="preserve">    </w:t>
-      </w:r>
-      <w:proofErr w:type="gramStart"/>
-      <w:r>
-        <w:t>print(</w:t>
-      </w:r>
-      <w:proofErr w:type="gramEnd"/>
-      <w:r>
-        <w:t xml:space="preserve">"Final Score:", score, "/", </w:t>
-      </w:r>
-      <w:proofErr w:type="spellStart"/>
-      <w:r>
-        <w:t>len</w:t>
-      </w:r>
-      <w:proofErr w:type="spellEnd"/>
-      <w:r>
-        <w:t>(</w:t>
-      </w:r>
-      <w:proofErr w:type="spellStart"/>
-      <w:r>
-        <w:t>answer_key</w:t>
-      </w:r>
-      <w:proofErr w:type="spellEnd"/>
-      <w:r>
-        <w:t>))</w:t>
+        <w:t xml:space="preserve">    print("\nStudent Name:", name)</w:t>
+      </w:r>
+    </w:p>
+    <w:p>
+      <w:r>
+        <w:t xml:space="preserve">    print("Correct Answers:", correct)</w:t>
+      </w:r>
+    </w:p>
+    <w:p>
+      <w:r>
+        <w:t xml:space="preserve">    print("Incorrect Answers:", incorrect)</w:t>
+      </w:r>
+    </w:p>
+    <w:p>
+      <w:r>
+        <w:t xml:space="preserve">    print("Unanswered Questions:", unanswered)</w:t>
+      </w:r>
+    </w:p>
+    <w:p>
+      <w:r>
+        <w:t xml:space="preserve">    print("Final Score:", score, "/", len(answer_key))</w:t>
       </w:r>
     </w:p>
     <w:p>
@@ -11266,21 +9761,12 @@
           <w:bCs/>
         </w:rPr>
       </w:pPr>
-      <w:proofErr w:type="gramStart"/>
-      <w:r>
-        <w:rPr>
-          <w:b/>
-          <w:bCs/>
-        </w:rPr>
-        <w:t>10:Actual</w:t>
-      </w:r>
-      <w:proofErr w:type="gramEnd"/>
-      <w:r>
-        <w:rPr>
-          <w:b/>
-          <w:bCs/>
-        </w:rPr>
-        <w:t xml:space="preserve"> Output:</w:t>
+      <w:r>
+        <w:rPr>
+          <w:b/>
+          <w:bCs/>
+        </w:rPr>
+        <w:t>10:Actual Output:</w:t>
       </w:r>
     </w:p>
     <w:p>
@@ -11290,7 +9776,7 @@
         </w:rPr>
         <w:lastRenderedPageBreak/>
         <w:drawing>
-          <wp:inline distT="0" distB="0" distL="0" distR="0" wp14:anchorId="13C9A59B" wp14:editId="2892B1AE">
+          <wp:inline distT="0" distB="0" distL="0" distR="0" wp14:anchorId="13C9A59B" wp14:editId="0F27A11D">
             <wp:extent cx="5731510" cy="1870075"/>
             <wp:effectExtent l="0" t="0" r="2540" b="0"/>
             <wp:docPr id="1374745918" name="Picture 3"/>
@@ -11412,7 +9898,16 @@
           <w:sz w:val="44"/>
           <w:szCs w:val="44"/>
         </w:rPr>
-        <w:t>-8</w:t>
+        <w:t>-</w:t>
+      </w:r>
+      <w:r>
+        <w:rPr>
+          <w:b/>
+          <w:bCs/>
+          <w:sz w:val="44"/>
+          <w:szCs w:val="44"/>
+        </w:rPr>
+        <w:t>9</w:t>
       </w:r>
       <w:r>
         <w:rPr>
@@ -11934,13 +10429,8 @@
       </w:r>
     </w:p>
     <w:p>
-      <w:proofErr w:type="spellStart"/>
-      <w:r>
-        <w:t>course_threshold</w:t>
-      </w:r>
-      <w:proofErr w:type="spellEnd"/>
-      <w:r>
-        <w:t xml:space="preserve"> = 75</w:t>
+      <w:r>
+        <w:t>course_threshold = 75</w:t>
       </w:r>
     </w:p>
     <w:p>
@@ -11970,30 +10460,12 @@
     </w:p>
     <w:p>
       <w:r>
-        <w:t xml:space="preserve">            and aggregate &gt;= </w:t>
-      </w:r>
-      <w:proofErr w:type="spellStart"/>
-      <w:r>
-        <w:t>course_threshold</w:t>
-      </w:r>
-      <w:proofErr w:type="spellEnd"/>
-      <w:r>
-        <w:t>):</w:t>
-      </w:r>
-    </w:p>
-    <w:p>
-      <w:r>
-        <w:t xml:space="preserve">        </w:t>
-      </w:r>
-      <w:proofErr w:type="spellStart"/>
-      <w:proofErr w:type="gramStart"/>
-      <w:r>
-        <w:t>eligible.append</w:t>
-      </w:r>
-      <w:proofErr w:type="spellEnd"/>
-      <w:proofErr w:type="gramEnd"/>
-      <w:r>
-        <w:t>(</w:t>
+        <w:t xml:space="preserve">            and aggregate &gt;= course_threshold):</w:t>
+      </w:r>
+    </w:p>
+    <w:p>
+      <w:r>
+        <w:t xml:space="preserve">        eligible.append(</w:t>
       </w:r>
     </w:p>
     <w:p>
@@ -12007,41 +10479,13 @@
       </w:r>
     </w:p>
     <w:p>
-      <w:proofErr w:type="spellStart"/>
-      <w:proofErr w:type="gramStart"/>
-      <w:r>
-        <w:t>eligible.sort</w:t>
-      </w:r>
-      <w:proofErr w:type="spellEnd"/>
-      <w:proofErr w:type="gramEnd"/>
-      <w:r>
-        <w:t>(key=lambda x: (</w:t>
-      </w:r>
-      <w:proofErr w:type="gramStart"/>
-      <w:r>
-        <w:t>x[</w:t>
-      </w:r>
-      <w:proofErr w:type="gramEnd"/>
-      <w:r>
-        <w:t xml:space="preserve">1], </w:t>
-      </w:r>
-      <w:proofErr w:type="gramStart"/>
-      <w:r>
-        <w:t>x[</w:t>
-      </w:r>
-      <w:proofErr w:type="gramEnd"/>
-      <w:r>
-        <w:t>2]), reverse=True)</w:t>
-      </w:r>
-    </w:p>
-    <w:p>
-      <w:proofErr w:type="gramStart"/>
-      <w:r>
-        <w:t>print(</w:t>
-      </w:r>
-      <w:proofErr w:type="gramEnd"/>
-      <w:r>
-        <w:t>"RANKED LIST OF ELIGIBLE CANDIDATES")</w:t>
+      <w:r>
+        <w:t>eligible.sort(key=lambda x: (x[1], x[2]), reverse=True)</w:t>
+      </w:r>
+    </w:p>
+    <w:p>
+      <w:r>
+        <w:t>print("RANKED LIST OF ELIGIBLE CANDIDATES")</w:t>
       </w:r>
     </w:p>
     <w:p>
@@ -12057,15 +10501,7 @@
     <w:p>
       <w:r>
         <w:lastRenderedPageBreak/>
-        <w:t xml:space="preserve">    </w:t>
-      </w:r>
-      <w:proofErr w:type="gramStart"/>
-      <w:r>
-        <w:t>print(</w:t>
-      </w:r>
-      <w:proofErr w:type="gramEnd"/>
-      <w:r>
-        <w:t>"Rank:", rank,</w:t>
+        <w:t xml:space="preserve">    print("Rank:", rank,</w:t>
       </w:r>
     </w:p>
     <w:p>
@@ -12075,15 +10511,7 @@
     </w:p>
     <w:p>
       <w:r>
-        <w:t xml:space="preserve">          "| Aggregate:", </w:t>
-      </w:r>
-      <w:proofErr w:type="gramStart"/>
-      <w:r>
-        <w:t>round(</w:t>
-      </w:r>
-      <w:proofErr w:type="gramEnd"/>
-      <w:r>
-        <w:t>aggregate, 2))</w:t>
+        <w:t xml:space="preserve">          "| Aggregate:", round(aggregate, 2))</w:t>
       </w:r>
     </w:p>
     <w:p>
@@ -12361,15 +10789,7 @@
           </w:tcPr>
           <w:p>
             <w:r>
-              <w:t xml:space="preserve">Higher total subject marks </w:t>
-            </w:r>
-            <w:proofErr w:type="gramStart"/>
-            <w:r>
-              <w:t>determines</w:t>
-            </w:r>
-            <w:proofErr w:type="gramEnd"/>
-            <w:r>
-              <w:t xml:space="preserve"> rank</w:t>
+              <w:t>Higher total subject marks determines rank</w:t>
             </w:r>
           </w:p>
         </w:tc>
@@ -12465,21 +10885,12 @@
           <w:bCs/>
         </w:rPr>
       </w:pPr>
-      <w:proofErr w:type="gramStart"/>
-      <w:r>
-        <w:rPr>
-          <w:b/>
-          <w:bCs/>
-        </w:rPr>
-        <w:t>10:Actual</w:t>
-      </w:r>
-      <w:proofErr w:type="gramEnd"/>
-      <w:r>
-        <w:rPr>
-          <w:b/>
-          <w:bCs/>
-        </w:rPr>
-        <w:t xml:space="preserve"> Output:</w:t>
+      <w:r>
+        <w:rPr>
+          <w:b/>
+          <w:bCs/>
+        </w:rPr>
+        <w:t>10:Actual Output:</w:t>
       </w:r>
     </w:p>
     <w:p>
@@ -12488,7 +10899,7 @@
           <w:noProof/>
         </w:rPr>
         <w:drawing>
-          <wp:inline distT="0" distB="0" distL="0" distR="0" wp14:anchorId="58976201" wp14:editId="1C594AAE">
+          <wp:inline distT="0" distB="0" distL="0" distR="0" wp14:anchorId="58976201" wp14:editId="38B19180">
             <wp:extent cx="5731510" cy="2055495"/>
             <wp:effectExtent l="0" t="0" r="2540" b="1905"/>
             <wp:docPr id="1284521965" name="Picture 4"/>
@@ -12611,7 +11022,16 @@
           <w:sz w:val="40"/>
           <w:szCs w:val="40"/>
         </w:rPr>
-        <w:t>-9</w:t>
+        <w:t>-</w:t>
+      </w:r>
+      <w:r>
+        <w:rPr>
+          <w:b/>
+          <w:bCs/>
+          <w:sz w:val="40"/>
+          <w:szCs w:val="40"/>
+        </w:rPr>
+        <w:t>10</w:t>
       </w:r>
       <w:r>
         <w:rPr>
@@ -13078,99 +11498,28 @@
     </w:p>
     <w:p>
       <w:r>
-        <w:t xml:space="preserve">name = </w:t>
-      </w:r>
-      <w:proofErr w:type="gramStart"/>
-      <w:r>
-        <w:t>input(</w:t>
-      </w:r>
-      <w:proofErr w:type="gramEnd"/>
-      <w:r>
-        <w:t>"Enter student name: ")</w:t>
-      </w:r>
-    </w:p>
-    <w:p>
-      <w:r>
-        <w:t xml:space="preserve">attendance = </w:t>
-      </w:r>
-      <w:proofErr w:type="gramStart"/>
-      <w:r>
-        <w:t>float(input(</w:t>
-      </w:r>
-      <w:proofErr w:type="gramEnd"/>
-      <w:r>
-        <w:t>"Enter attendance percentage: "))</w:t>
-      </w:r>
-    </w:p>
-    <w:p>
-      <w:proofErr w:type="spellStart"/>
+        <w:t>name = input("Enter student name: ")</w:t>
+      </w:r>
+    </w:p>
+    <w:p>
+      <w:r>
+        <w:t>attendance = float(input("Enter attendance percentage: "))</w:t>
+      </w:r>
+    </w:p>
+    <w:p>
       <w:r>
         <w:lastRenderedPageBreak/>
-        <w:t>lab_completed</w:t>
-      </w:r>
-      <w:proofErr w:type="spellEnd"/>
-      <w:r>
-        <w:t xml:space="preserve"> = </w:t>
-      </w:r>
-      <w:proofErr w:type="gramStart"/>
-      <w:r>
-        <w:t>input(</w:t>
-      </w:r>
-      <w:proofErr w:type="gramEnd"/>
-      <w:r>
-        <w:t>"Are all labs completed? (yes/no): "</w:t>
-      </w:r>
-      <w:proofErr w:type="gramStart"/>
-      <w:r>
-        <w:t>).lower</w:t>
-      </w:r>
-      <w:proofErr w:type="gramEnd"/>
-      <w:r>
-        <w:t>()</w:t>
-      </w:r>
-    </w:p>
-    <w:p>
-      <w:proofErr w:type="spellStart"/>
-      <w:r>
-        <w:t>internal_marks</w:t>
-      </w:r>
-      <w:proofErr w:type="spellEnd"/>
-      <w:r>
-        <w:t xml:space="preserve"> = </w:t>
-      </w:r>
-      <w:proofErr w:type="gramStart"/>
-      <w:r>
-        <w:t>float(input(</w:t>
-      </w:r>
-      <w:proofErr w:type="gramEnd"/>
-      <w:r>
-        <w:t>"Enter internal marks out of 100: "))</w:t>
-      </w:r>
-    </w:p>
-    <w:p>
-      <w:proofErr w:type="spellStart"/>
-      <w:r>
-        <w:t>fees_cleared</w:t>
-      </w:r>
-      <w:proofErr w:type="spellEnd"/>
-      <w:r>
-        <w:t xml:space="preserve"> = </w:t>
-      </w:r>
-      <w:proofErr w:type="gramStart"/>
-      <w:r>
-        <w:t>input(</w:t>
-      </w:r>
-      <w:proofErr w:type="gramEnd"/>
-      <w:r>
-        <w:t>"Are all fees cleared? (yes/no): "</w:t>
-      </w:r>
-      <w:proofErr w:type="gramStart"/>
-      <w:r>
-        <w:t>).lower</w:t>
-      </w:r>
-      <w:proofErr w:type="gramEnd"/>
-      <w:r>
-        <w:t>()</w:t>
+        <w:t>lab_completed = input("Are all labs completed? (yes/no): ").lower()</w:t>
+      </w:r>
+    </w:p>
+    <w:p>
+      <w:r>
+        <w:t>internal_marks = float(input("Enter internal marks out of 100: "))</w:t>
+      </w:r>
+    </w:p>
+    <w:p>
+      <w:r>
+        <w:t>fees_cleared = input("Are all fees cleared? (yes/no): ").lower()</w:t>
       </w:r>
     </w:p>
     <w:p>
@@ -13185,135 +11534,42 @@
     </w:p>
     <w:p>
       <w:r>
-        <w:t xml:space="preserve">    </w:t>
-      </w:r>
-      <w:proofErr w:type="spellStart"/>
-      <w:proofErr w:type="gramStart"/>
-      <w:r>
-        <w:t>requirements.append</w:t>
-      </w:r>
-      <w:proofErr w:type="spellEnd"/>
-      <w:proofErr w:type="gramEnd"/>
-      <w:r>
-        <w:t>("Minimum 75% attendance is required.")</w:t>
-      </w:r>
-    </w:p>
-    <w:p>
-      <w:r>
-        <w:t xml:space="preserve">if </w:t>
-      </w:r>
-      <w:proofErr w:type="spellStart"/>
-      <w:r>
-        <w:t>lab_</w:t>
-      </w:r>
-      <w:proofErr w:type="gramStart"/>
-      <w:r>
-        <w:t>completed</w:t>
-      </w:r>
-      <w:proofErr w:type="spellEnd"/>
-      <w:r>
-        <w:t xml:space="preserve"> !</w:t>
-      </w:r>
-      <w:proofErr w:type="gramEnd"/>
-      <w:r>
-        <w:t>= "yes":</w:t>
-      </w:r>
-    </w:p>
-    <w:p>
-      <w:r>
-        <w:t xml:space="preserve">    </w:t>
-      </w:r>
-      <w:proofErr w:type="spellStart"/>
-      <w:proofErr w:type="gramStart"/>
-      <w:r>
-        <w:t>requirements.append</w:t>
-      </w:r>
-      <w:proofErr w:type="spellEnd"/>
-      <w:proofErr w:type="gramEnd"/>
-      <w:r>
-        <w:t>("Complete all laboratory experiments.")</w:t>
-      </w:r>
-    </w:p>
-    <w:p>
-      <w:r>
-        <w:t xml:space="preserve">if </w:t>
-      </w:r>
-      <w:proofErr w:type="spellStart"/>
-      <w:r>
-        <w:t>internal_marks</w:t>
-      </w:r>
-      <w:proofErr w:type="spellEnd"/>
-      <w:r>
-        <w:t xml:space="preserve"> &lt; 40:</w:t>
-      </w:r>
-    </w:p>
-    <w:p>
-      <w:r>
-        <w:t xml:space="preserve">    </w:t>
-      </w:r>
-      <w:proofErr w:type="spellStart"/>
-      <w:proofErr w:type="gramStart"/>
-      <w:r>
-        <w:t>requirements.append</w:t>
-      </w:r>
-      <w:proofErr w:type="spellEnd"/>
-      <w:proofErr w:type="gramEnd"/>
-      <w:r>
-        <w:t>("Minimum 40 internal marks are required.")</w:t>
-      </w:r>
-    </w:p>
-    <w:p>
-      <w:r>
-        <w:t xml:space="preserve">if </w:t>
-      </w:r>
-      <w:proofErr w:type="spellStart"/>
-      <w:r>
-        <w:t>fees_</w:t>
-      </w:r>
-      <w:proofErr w:type="gramStart"/>
-      <w:r>
-        <w:t>cleared</w:t>
-      </w:r>
-      <w:proofErr w:type="spellEnd"/>
-      <w:r>
-        <w:t xml:space="preserve"> !</w:t>
-      </w:r>
-      <w:proofErr w:type="gramEnd"/>
-      <w:r>
-        <w:t>= "yes":</w:t>
-      </w:r>
-    </w:p>
-    <w:p>
-      <w:r>
-        <w:t xml:space="preserve">    </w:t>
-      </w:r>
-      <w:proofErr w:type="spellStart"/>
-      <w:proofErr w:type="gramStart"/>
-      <w:r>
-        <w:t>requirements.append</w:t>
-      </w:r>
-      <w:proofErr w:type="spellEnd"/>
-      <w:proofErr w:type="gramEnd"/>
-      <w:r>
-        <w:t>("Clear all examination fees.")</w:t>
-      </w:r>
-    </w:p>
-    <w:p>
-      <w:proofErr w:type="gramStart"/>
-      <w:r>
-        <w:t>print(</w:t>
-      </w:r>
-      <w:proofErr w:type="gramEnd"/>
-      <w:r>
-        <w:t>"\</w:t>
-      </w:r>
-      <w:proofErr w:type="spellStart"/>
-      <w:r>
-        <w:t>nStudent</w:t>
-      </w:r>
-      <w:proofErr w:type="spellEnd"/>
-      <w:r>
-        <w:t xml:space="preserve"> Name:", name)</w:t>
+        <w:t xml:space="preserve">    requirements.append("Minimum 75% attendance is required.")</w:t>
+      </w:r>
+    </w:p>
+    <w:p>
+      <w:r>
+        <w:t>if lab_completed != "yes":</w:t>
+      </w:r>
+    </w:p>
+    <w:p>
+      <w:r>
+        <w:t xml:space="preserve">    requirements.append("Complete all laboratory experiments.")</w:t>
+      </w:r>
+    </w:p>
+    <w:p>
+      <w:r>
+        <w:t>if internal_marks &lt; 40:</w:t>
+      </w:r>
+    </w:p>
+    <w:p>
+      <w:r>
+        <w:t xml:space="preserve">    requirements.append("Minimum 40 internal marks are required.")</w:t>
+      </w:r>
+    </w:p>
+    <w:p>
+      <w:r>
+        <w:t>if fees_cleared != "yes":</w:t>
+      </w:r>
+    </w:p>
+    <w:p>
+      <w:r>
+        <w:t xml:space="preserve">    requirements.append("Clear all examination fees.")</w:t>
+      </w:r>
+    </w:p>
+    <w:p>
+      <w:r>
+        <w:t>print("\nStudent Name:", name)</w:t>
       </w:r>
     </w:p>
     <w:p>
@@ -13323,28 +11579,12 @@
     </w:p>
     <w:p>
       <w:r>
-        <w:t xml:space="preserve">    </w:t>
-      </w:r>
-      <w:proofErr w:type="gramStart"/>
-      <w:r>
-        <w:t>print(</w:t>
-      </w:r>
-      <w:proofErr w:type="gramEnd"/>
-      <w:r>
-        <w:t>"Status: NOT ELIGIBLE")</w:t>
-      </w:r>
-    </w:p>
-    <w:p>
-      <w:r>
-        <w:t xml:space="preserve">    </w:t>
-      </w:r>
-      <w:proofErr w:type="gramStart"/>
-      <w:r>
-        <w:t>print(</w:t>
-      </w:r>
-      <w:proofErr w:type="gramEnd"/>
-      <w:r>
-        <w:t>"Unmet Requirements:")</w:t>
+        <w:t xml:space="preserve">    print("Status: NOT ELIGIBLE")</w:t>
+      </w:r>
+    </w:p>
+    <w:p>
+      <w:r>
+        <w:t xml:space="preserve">    print("Unmet Requirements:")</w:t>
       </w:r>
     </w:p>
     <w:p>
@@ -13354,15 +11594,7 @@
     </w:p>
     <w:p>
       <w:r>
-        <w:t xml:space="preserve">        </w:t>
-      </w:r>
-      <w:proofErr w:type="gramStart"/>
-      <w:r>
-        <w:t>print(</w:t>
-      </w:r>
-      <w:proofErr w:type="gramEnd"/>
-      <w:r>
-        <w:t>"-", requirement)</w:t>
+        <w:t xml:space="preserve">        print("-", requirement)</w:t>
       </w:r>
     </w:p>
     <w:p>
@@ -13372,15 +11604,7 @@
     </w:p>
     <w:p>
       <w:r>
-        <w:t xml:space="preserve">    </w:t>
-      </w:r>
-      <w:proofErr w:type="gramStart"/>
-      <w:r>
-        <w:t>print(</w:t>
-      </w:r>
-      <w:proofErr w:type="gramEnd"/>
-      <w:r>
-        <w:t>"Status: ELIGIBLE FOR FINAL EXAMINATION")</w:t>
+        <w:t xml:space="preserve">    print("Status: ELIGIBLE FOR FINAL EXAMINATION")</w:t>
       </w:r>
     </w:p>
     <w:p>
@@ -13837,21 +12061,12 @@
           <w:bCs/>
         </w:rPr>
       </w:pPr>
-      <w:proofErr w:type="gramStart"/>
-      <w:r>
-        <w:rPr>
-          <w:b/>
-          <w:bCs/>
-        </w:rPr>
-        <w:t>10:Actual</w:t>
-      </w:r>
-      <w:proofErr w:type="gramEnd"/>
-      <w:r>
-        <w:rPr>
-          <w:b/>
-          <w:bCs/>
-        </w:rPr>
-        <w:t xml:space="preserve"> Output:</w:t>
+      <w:r>
+        <w:rPr>
+          <w:b/>
+          <w:bCs/>
+        </w:rPr>
+        <w:t>10:Actual Output:</w:t>
       </w:r>
     </w:p>
     <w:p>
@@ -13860,7 +12075,7 @@
           <w:noProof/>
         </w:rPr>
         <w:drawing>
-          <wp:inline distT="0" distB="0" distL="0" distR="0" wp14:anchorId="4DDFF1AC" wp14:editId="3E2B4094">
+          <wp:inline distT="0" distB="0" distL="0" distR="0" wp14:anchorId="4DDFF1AC" wp14:editId="2A592372">
             <wp:extent cx="5731510" cy="1687830"/>
             <wp:effectExtent l="0" t="0" r="2540" b="7620"/>
             <wp:docPr id="1902655302" name="Picture 5"/>
@@ -13950,1270 +12165,6 @@
         <w:t>Thus, the Multi-Stage Examination Eligibility System was developed successfully using Python. It checks attendance, laboratory completion, internal assessment marks, and fee clearance. It reports every unmet requirement and determines whether a student is eligible for the final examination.</w:t>
       </w:r>
     </w:p>
-    <w:p>
-      <w:pPr>
-        <w:pBdr>
-          <w:bottom w:val="single" w:sz="4" w:space="1" w:color="auto"/>
-        </w:pBdr>
-      </w:pPr>
-    </w:p>
-    <w:p/>
-    <w:p>
-      <w:pPr>
-        <w:rPr>
-          <w:b/>
-          <w:bCs/>
-          <w:sz w:val="44"/>
-          <w:szCs w:val="44"/>
-        </w:rPr>
-      </w:pPr>
-      <w:r>
-        <w:rPr>
-          <w:b/>
-          <w:bCs/>
-          <w:sz w:val="44"/>
-          <w:szCs w:val="44"/>
-        </w:rPr>
-        <w:lastRenderedPageBreak/>
-        <w:t>Experiment</w:t>
-      </w:r>
-      <w:r>
-        <w:rPr>
-          <w:b/>
-          <w:bCs/>
-          <w:sz w:val="44"/>
-          <w:szCs w:val="44"/>
-        </w:rPr>
-        <w:t>-10</w:t>
-      </w:r>
-      <w:r>
-        <w:rPr>
-          <w:b/>
-          <w:bCs/>
-          <w:sz w:val="44"/>
-          <w:szCs w:val="44"/>
-        </w:rPr>
-        <w:t>: Multi-Product Shopping Budget Constraint</w:t>
-      </w:r>
-      <w:r>
-        <w:rPr>
-          <w:b/>
-          <w:bCs/>
-          <w:sz w:val="44"/>
-          <w:szCs w:val="44"/>
-        </w:rPr>
-        <w:t>:</w:t>
-      </w:r>
-    </w:p>
-    <w:p>
-      <w:pPr>
-        <w:rPr>
-          <w:b/>
-          <w:bCs/>
-        </w:rPr>
-      </w:pPr>
-      <w:r>
-        <w:rPr>
-          <w:b/>
-          <w:bCs/>
-        </w:rPr>
-        <w:t>1. Problem Statement</w:t>
-      </w:r>
-      <w:r>
-        <w:rPr>
-          <w:b/>
-          <w:bCs/>
-        </w:rPr>
-        <w:t>:</w:t>
-      </w:r>
-    </w:p>
-    <w:p>
-      <w:r>
-        <w:t>To develop a Python program that evaluates a shopping basket containing multiple products and quantities, applies discount conditions, calculates the total cost, and determines which purchases must be reduced to remain within a fixed budget.</w:t>
-      </w:r>
-    </w:p>
-    <w:p>
-      <w:pPr>
-        <w:rPr>
-          <w:b/>
-          <w:bCs/>
-        </w:rPr>
-      </w:pPr>
-      <w:r>
-        <w:rPr>
-          <w:b/>
-          <w:bCs/>
-        </w:rPr>
-        <w:t>2. Objectives</w:t>
-      </w:r>
-      <w:r>
-        <w:rPr>
-          <w:b/>
-          <w:bCs/>
-        </w:rPr>
-        <w:t>:</w:t>
-      </w:r>
-    </w:p>
-    <w:p>
-      <w:pPr>
-        <w:numPr>
-          <w:ilvl w:val="0"/>
-          <w:numId w:val="38"/>
-        </w:numPr>
-      </w:pPr>
-      <w:r>
-        <w:t>To calculate the cost of multiple products based on their quantities.</w:t>
-      </w:r>
-    </w:p>
-    <w:p>
-      <w:pPr>
-        <w:numPr>
-          <w:ilvl w:val="0"/>
-          <w:numId w:val="38"/>
-        </w:numPr>
-      </w:pPr>
-      <w:r>
-        <w:t>To apply discount conditions to eligible products.</w:t>
-      </w:r>
-    </w:p>
-    <w:p>
-      <w:pPr>
-        <w:numPr>
-          <w:ilvl w:val="0"/>
-          <w:numId w:val="38"/>
-        </w:numPr>
-      </w:pPr>
-      <w:r>
-        <w:t>To calculate the final shopping bill.</w:t>
-      </w:r>
-    </w:p>
-    <w:p>
-      <w:pPr>
-        <w:numPr>
-          <w:ilvl w:val="0"/>
-          <w:numId w:val="38"/>
-        </w:numPr>
-      </w:pPr>
-      <w:r>
-        <w:t>To compare the total cost with the available budget.</w:t>
-      </w:r>
-    </w:p>
-    <w:p>
-      <w:pPr>
-        <w:numPr>
-          <w:ilvl w:val="0"/>
-          <w:numId w:val="38"/>
-        </w:numPr>
-      </w:pPr>
-      <w:r>
-        <w:t>To identify products whose quantities must be reduced to stay within the budget.</w:t>
-      </w:r>
-    </w:p>
-    <w:p>
-      <w:pPr>
-        <w:rPr>
-          <w:b/>
-          <w:bCs/>
-        </w:rPr>
-      </w:pPr>
-      <w:r>
-        <w:rPr>
-          <w:b/>
-          <w:bCs/>
-        </w:rPr>
-        <w:t>3. Assumptions</w:t>
-      </w:r>
-      <w:r>
-        <w:rPr>
-          <w:b/>
-          <w:bCs/>
-        </w:rPr>
-        <w:t>:</w:t>
-      </w:r>
-    </w:p>
-    <w:p>
-      <w:pPr>
-        <w:numPr>
-          <w:ilvl w:val="0"/>
-          <w:numId w:val="39"/>
-        </w:numPr>
-      </w:pPr>
-      <w:r>
-        <w:t xml:space="preserve">Each product has a fixed price and quantity. </w:t>
-      </w:r>
-    </w:p>
-    <w:p>
-      <w:pPr>
-        <w:numPr>
-          <w:ilvl w:val="0"/>
-          <w:numId w:val="39"/>
-        </w:numPr>
-      </w:pPr>
-      <w:r>
-        <w:t xml:space="preserve">A 10% discount is applied when a product's cost is ₹1,000 or more. </w:t>
-      </w:r>
-    </w:p>
-    <w:p>
-      <w:pPr>
-        <w:numPr>
-          <w:ilvl w:val="0"/>
-          <w:numId w:val="39"/>
-        </w:numPr>
-      </w:pPr>
-      <w:r>
-        <w:t xml:space="preserve">The shopping budget is ₹3,000. </w:t>
-      </w:r>
-    </w:p>
-    <w:p>
-      <w:pPr>
-        <w:numPr>
-          <w:ilvl w:val="0"/>
-          <w:numId w:val="39"/>
-        </w:numPr>
-      </w:pPr>
-      <w:r>
-        <w:t xml:space="preserve">If the total exceeds the budget, the program identifies products for quantity reduction. </w:t>
-      </w:r>
-    </w:p>
-    <w:p>
-      <w:pPr>
-        <w:numPr>
-          <w:ilvl w:val="0"/>
-          <w:numId w:val="39"/>
-        </w:numPr>
-      </w:pPr>
-      <w:r>
-        <w:t xml:space="preserve">All prices are in Indian rupees. </w:t>
-      </w:r>
-    </w:p>
-    <w:p>
-      <w:pPr>
-        <w:rPr>
-          <w:b/>
-          <w:bCs/>
-        </w:rPr>
-      </w:pPr>
-      <w:r>
-        <w:rPr>
-          <w:b/>
-          <w:bCs/>
-        </w:rPr>
-        <w:t>4. Algorithm</w:t>
-      </w:r>
-      <w:r>
-        <w:rPr>
-          <w:b/>
-          <w:bCs/>
-        </w:rPr>
-        <w:t>:</w:t>
-      </w:r>
-    </w:p>
-    <w:p>
-      <w:pPr>
-        <w:numPr>
-          <w:ilvl w:val="0"/>
-          <w:numId w:val="40"/>
-        </w:numPr>
-      </w:pPr>
-      <w:r>
-        <w:t xml:space="preserve">Start. </w:t>
-      </w:r>
-    </w:p>
-    <w:p>
-      <w:pPr>
-        <w:numPr>
-          <w:ilvl w:val="0"/>
-          <w:numId w:val="40"/>
-        </w:numPr>
-      </w:pPr>
-      <w:r>
-        <w:t xml:space="preserve">Store product names, prices, and quantities. </w:t>
-      </w:r>
-    </w:p>
-    <w:p>
-      <w:pPr>
-        <w:numPr>
-          <w:ilvl w:val="0"/>
-          <w:numId w:val="40"/>
-        </w:numPr>
-      </w:pPr>
-      <w:r>
-        <w:t xml:space="preserve">Calculate each product's cost. </w:t>
-      </w:r>
-    </w:p>
-    <w:p>
-      <w:pPr>
-        <w:numPr>
-          <w:ilvl w:val="0"/>
-          <w:numId w:val="40"/>
-        </w:numPr>
-      </w:pPr>
-      <w:r>
-        <w:t xml:space="preserve">Apply discounts to eligible products. </w:t>
-      </w:r>
-    </w:p>
-    <w:p>
-      <w:pPr>
-        <w:numPr>
-          <w:ilvl w:val="0"/>
-          <w:numId w:val="40"/>
-        </w:numPr>
-      </w:pPr>
-      <w:r>
-        <w:t xml:space="preserve">Calculate the total shopping cost. </w:t>
-      </w:r>
-    </w:p>
-    <w:p>
-      <w:pPr>
-        <w:numPr>
-          <w:ilvl w:val="0"/>
-          <w:numId w:val="40"/>
-        </w:numPr>
-      </w:pPr>
-      <w:r>
-        <w:t xml:space="preserve">Compare the total with the budget. </w:t>
-      </w:r>
-    </w:p>
-    <w:p>
-      <w:pPr>
-        <w:numPr>
-          <w:ilvl w:val="0"/>
-          <w:numId w:val="40"/>
-        </w:numPr>
-      </w:pPr>
-      <w:r>
-        <w:t xml:space="preserve">If the total exceeds the budget, identify products whose quantities can be reduced. </w:t>
-      </w:r>
-    </w:p>
-    <w:p>
-      <w:pPr>
-        <w:numPr>
-          <w:ilvl w:val="0"/>
-          <w:numId w:val="40"/>
-        </w:numPr>
-      </w:pPr>
-      <w:r>
-        <w:lastRenderedPageBreak/>
-        <w:t xml:space="preserve">Display the final bill and budget status. </w:t>
-      </w:r>
-    </w:p>
-    <w:p>
-      <w:pPr>
-        <w:numPr>
-          <w:ilvl w:val="0"/>
-          <w:numId w:val="40"/>
-        </w:numPr>
-      </w:pPr>
-      <w:r>
-        <w:t xml:space="preserve">Stop. </w:t>
-      </w:r>
-    </w:p>
-    <w:p>
-      <w:pPr>
-        <w:rPr>
-          <w:b/>
-          <w:bCs/>
-        </w:rPr>
-      </w:pPr>
-      <w:r>
-        <w:rPr>
-          <w:b/>
-          <w:bCs/>
-        </w:rPr>
-        <w:t>5. Pseudocode</w:t>
-      </w:r>
-      <w:r>
-        <w:rPr>
-          <w:b/>
-          <w:bCs/>
-        </w:rPr>
-        <w:t>:</w:t>
-      </w:r>
-    </w:p>
-    <w:p>
-      <w:r>
-        <w:t>START</w:t>
-      </w:r>
-    </w:p>
-    <w:p>
-      <w:r>
-        <w:t>SET shopping budget</w:t>
-      </w:r>
-    </w:p>
-    <w:p>
-      <w:r>
-        <w:t>STORE product names, prices, and quantities</w:t>
-      </w:r>
-    </w:p>
-    <w:p>
-      <w:r>
-        <w:t>FOR each product</w:t>
-      </w:r>
-    </w:p>
-    <w:p>
-      <w:r>
-        <w:t xml:space="preserve">    CALCULATE product cost</w:t>
-      </w:r>
-    </w:p>
-    <w:p>
-      <w:r>
-        <w:t xml:space="preserve">    IF product cost &gt;= 1000</w:t>
-      </w:r>
-    </w:p>
-    <w:p>
-      <w:r>
-        <w:t xml:space="preserve">        APPLY 10% discount</w:t>
-      </w:r>
-    </w:p>
-    <w:p>
-      <w:r>
-        <w:t xml:space="preserve">    END IF</w:t>
-      </w:r>
-    </w:p>
-    <w:p>
-      <w:r>
-        <w:t>END FOR</w:t>
-      </w:r>
-    </w:p>
-    <w:p>
-      <w:r>
-        <w:t>CALCULATE total shopping cost</w:t>
-      </w:r>
-    </w:p>
-    <w:p>
-      <w:r>
-        <w:t>IF total cost &gt; budget</w:t>
-      </w:r>
-    </w:p>
-    <w:p>
-      <w:r>
-        <w:t xml:space="preserve">    IDENTIFY products to reduce</w:t>
-      </w:r>
-    </w:p>
-    <w:p>
-      <w:r>
-        <w:t>ELSE</w:t>
-      </w:r>
-    </w:p>
-    <w:p>
-      <w:r>
-        <w:t xml:space="preserve">    DISPLAY budget is sufficient</w:t>
-      </w:r>
-    </w:p>
-    <w:p>
-      <w:r>
-        <w:t>END IF</w:t>
-      </w:r>
-    </w:p>
-    <w:p>
-      <w:r>
-        <w:t>DISPLAY final bill</w:t>
-      </w:r>
-    </w:p>
-    <w:p>
-      <w:r>
-        <w:t>END</w:t>
-      </w:r>
-    </w:p>
-    <w:p>
-      <w:pPr>
-        <w:rPr>
-          <w:b/>
-          <w:bCs/>
-        </w:rPr>
-      </w:pPr>
-      <w:r>
-        <w:rPr>
-          <w:b/>
-          <w:bCs/>
-        </w:rPr>
-        <w:t>6. Flowchart</w:t>
-      </w:r>
-      <w:r>
-        <w:rPr>
-          <w:b/>
-          <w:bCs/>
-        </w:rPr>
-        <w:t>:</w:t>
-      </w:r>
-    </w:p>
-    <w:p>
-      <w:r>
-        <w:t>Start → Store Product Details → Calculate Product Costs → Apply Discounts → Calculate Total Cost → Compare Total with Budget → Identify Products to Reduce if Necessary → Display Final Bill → Stop</w:t>
-      </w:r>
-    </w:p>
-    <w:p>
-      <w:pPr>
-        <w:rPr>
-          <w:b/>
-          <w:bCs/>
-        </w:rPr>
-      </w:pPr>
-      <w:r>
-        <w:rPr>
-          <w:b/>
-          <w:bCs/>
-        </w:rPr>
-        <w:t>7. Python Source Code</w:t>
-      </w:r>
-      <w:r>
-        <w:rPr>
-          <w:b/>
-          <w:bCs/>
-        </w:rPr>
-        <w:t>:</w:t>
-      </w:r>
-    </w:p>
-    <w:p>
-      <w:r>
-        <w:t># Multi-Product Shopping Budget Constraint</w:t>
-      </w:r>
-    </w:p>
-    <w:p>
-      <w:r>
-        <w:t>products = [</w:t>
-      </w:r>
-    </w:p>
-    <w:p>
-      <w:r>
-        <w:t xml:space="preserve">    ["Bag", 1200, 1],</w:t>
-      </w:r>
-    </w:p>
-    <w:p>
-      <w:r>
-        <w:t xml:space="preserve">    ["Shoes", 1500, 1],</w:t>
-      </w:r>
-    </w:p>
-    <w:p>
-      <w:r>
-        <w:lastRenderedPageBreak/>
-        <w:t xml:space="preserve">    ["Notebook", 100, 5],</w:t>
-      </w:r>
-    </w:p>
-    <w:p>
-      <w:r>
-        <w:t xml:space="preserve">    ["Pen", 20, 5]</w:t>
-      </w:r>
-    </w:p>
-    <w:p>
-      <w:r>
-        <w:t>]</w:t>
-      </w:r>
-    </w:p>
-    <w:p>
-      <w:r>
-        <w:t>budget = 3000</w:t>
-      </w:r>
-    </w:p>
-    <w:p>
-      <w:r>
-        <w:t>total = 0</w:t>
-      </w:r>
-    </w:p>
-    <w:p>
-      <w:proofErr w:type="gramStart"/>
-      <w:r>
-        <w:t>print(</w:t>
-      </w:r>
-      <w:proofErr w:type="gramEnd"/>
-      <w:r>
-        <w:t>"SHOPPING BILL")</w:t>
-      </w:r>
-    </w:p>
-    <w:p>
-      <w:r>
-        <w:t>for product in products:</w:t>
-      </w:r>
-    </w:p>
-    <w:p>
-      <w:r>
-        <w:t xml:space="preserve">    name, price, quantity = product</w:t>
-      </w:r>
-    </w:p>
-    <w:p>
-      <w:r>
-        <w:t xml:space="preserve">    cost = price * quantity</w:t>
-      </w:r>
-    </w:p>
-    <w:p>
-      <w:r>
-        <w:t xml:space="preserve">    if cost &gt;= 1000:</w:t>
-      </w:r>
-    </w:p>
-    <w:p>
-      <w:r>
-        <w:t xml:space="preserve">        cost = cost - (cost * 0.10)</w:t>
-      </w:r>
-    </w:p>
-    <w:p>
-      <w:r>
-        <w:t xml:space="preserve">    </w:t>
-      </w:r>
-      <w:proofErr w:type="spellStart"/>
-      <w:proofErr w:type="gramStart"/>
-      <w:r>
-        <w:t>product.append</w:t>
-      </w:r>
-      <w:proofErr w:type="spellEnd"/>
-      <w:proofErr w:type="gramEnd"/>
-      <w:r>
-        <w:t>(cost)</w:t>
-      </w:r>
-    </w:p>
-    <w:p>
-      <w:r>
-        <w:t xml:space="preserve">    total += cost</w:t>
-      </w:r>
-    </w:p>
-    <w:p>
-      <w:r>
-        <w:t xml:space="preserve">    </w:t>
-      </w:r>
-      <w:proofErr w:type="gramStart"/>
-      <w:r>
-        <w:t>print(</w:t>
-      </w:r>
-      <w:proofErr w:type="gramEnd"/>
-      <w:r>
-        <w:t>name, "| Quantity:", quantity,</w:t>
-      </w:r>
-    </w:p>
-    <w:p>
-      <w:r>
-        <w:t xml:space="preserve">          "| Final Cost: Rs.", </w:t>
-      </w:r>
-      <w:proofErr w:type="gramStart"/>
-      <w:r>
-        <w:t>round(</w:t>
-      </w:r>
-      <w:proofErr w:type="gramEnd"/>
-      <w:r>
-        <w:t>cost, 2))</w:t>
-      </w:r>
-    </w:p>
-    <w:p>
-      <w:proofErr w:type="gramStart"/>
-      <w:r>
-        <w:t>print(</w:t>
-      </w:r>
-      <w:proofErr w:type="gramEnd"/>
-      <w:r>
-        <w:t xml:space="preserve">"Total Cost: Rs.", </w:t>
-      </w:r>
-      <w:proofErr w:type="gramStart"/>
-      <w:r>
-        <w:t>round(</w:t>
-      </w:r>
-      <w:proofErr w:type="gramEnd"/>
-      <w:r>
-        <w:t>total, 2))</w:t>
-      </w:r>
-    </w:p>
-    <w:p>
-      <w:proofErr w:type="gramStart"/>
-      <w:r>
-        <w:t>print(</w:t>
-      </w:r>
-      <w:proofErr w:type="gramEnd"/>
-      <w:r>
-        <w:t>"Budget: Rs.", budget)</w:t>
-      </w:r>
-    </w:p>
-    <w:p>
-      <w:r>
-        <w:t>if total &gt; budget:</w:t>
-      </w:r>
-    </w:p>
-    <w:p>
-      <w:r>
-        <w:t xml:space="preserve">    </w:t>
-      </w:r>
-      <w:proofErr w:type="gramStart"/>
-      <w:r>
-        <w:t>print(</w:t>
-      </w:r>
-      <w:proofErr w:type="gramEnd"/>
-      <w:r>
-        <w:t>"Budget exceeded!")</w:t>
-      </w:r>
-    </w:p>
-    <w:p>
-      <w:r>
-        <w:t xml:space="preserve">    </w:t>
-      </w:r>
-      <w:proofErr w:type="gramStart"/>
-      <w:r>
-        <w:t>print(</w:t>
-      </w:r>
-      <w:proofErr w:type="gramEnd"/>
-      <w:r>
-        <w:t>"Reduce the following purchases:")</w:t>
-      </w:r>
-    </w:p>
-    <w:p>
-      <w:r>
-        <w:t xml:space="preserve">    for product in products:</w:t>
-      </w:r>
-    </w:p>
-    <w:p>
-      <w:r>
-        <w:t xml:space="preserve">        if </w:t>
-      </w:r>
-      <w:proofErr w:type="gramStart"/>
-      <w:r>
-        <w:t>product[</w:t>
-      </w:r>
-      <w:proofErr w:type="gramEnd"/>
-      <w:r>
-        <w:t>1] &gt; 100:</w:t>
-      </w:r>
-    </w:p>
-    <w:p>
-      <w:r>
-        <w:t xml:space="preserve">            </w:t>
-      </w:r>
-      <w:proofErr w:type="gramStart"/>
-      <w:r>
-        <w:t>print(</w:t>
-      </w:r>
-      <w:proofErr w:type="gramEnd"/>
-      <w:r>
-        <w:t xml:space="preserve">"-", </w:t>
-      </w:r>
-      <w:proofErr w:type="gramStart"/>
-      <w:r>
-        <w:t>product[</w:t>
-      </w:r>
-      <w:proofErr w:type="gramEnd"/>
-      <w:r>
-        <w:t>0])</w:t>
-      </w:r>
-    </w:p>
-    <w:p>
-      <w:r>
-        <w:t>else:</w:t>
-      </w:r>
-    </w:p>
-    <w:p>
-      <w:r>
-        <w:t xml:space="preserve">    </w:t>
-      </w:r>
-      <w:proofErr w:type="gramStart"/>
-      <w:r>
-        <w:t>print(</w:t>
-      </w:r>
-      <w:proofErr w:type="gramEnd"/>
-      <w:r>
-        <w:t>"Shopping is within budget.")</w:t>
-      </w:r>
-    </w:p>
-    <w:p>
-      <w:pPr>
-        <w:rPr>
-          <w:b/>
-          <w:bCs/>
-        </w:rPr>
-      </w:pPr>
-      <w:r>
-        <w:rPr>
-          <w:b/>
-          <w:bCs/>
-        </w:rPr>
-        <w:t>8. Test Cases</w:t>
-      </w:r>
-      <w:r>
-        <w:rPr>
-          <w:b/>
-          <w:bCs/>
-        </w:rPr>
-        <w:t>:</w:t>
-      </w:r>
-    </w:p>
-    <w:tbl>
-      <w:tblPr>
-        <w:tblW w:w="0" w:type="auto"/>
-        <w:tblCellSpacing w:w="15" w:type="dxa"/>
-        <w:tblCellMar>
-          <w:top w:w="15" w:type="dxa"/>
-          <w:left w:w="15" w:type="dxa"/>
-          <w:bottom w:w="15" w:type="dxa"/>
-          <w:right w:w="15" w:type="dxa"/>
-        </w:tblCellMar>
-        <w:tblLook w:val="04A0" w:firstRow="1" w:lastRow="0" w:firstColumn="1" w:lastColumn="0" w:noHBand="0" w:noVBand="1"/>
-      </w:tblPr>
-      <w:tblGrid>
-        <w:gridCol w:w="1121"/>
-        <w:gridCol w:w="3202"/>
-        <w:gridCol w:w="4703"/>
-      </w:tblGrid>
-      <w:tr>
-        <w:trPr>
-          <w:tblHeader/>
-          <w:tblCellSpacing w:w="15" w:type="dxa"/>
-        </w:trPr>
-        <w:tc>
-          <w:tcPr>
-            <w:tcW w:w="0" w:type="auto"/>
-            <w:vAlign w:val="center"/>
-            <w:hideMark/>
-          </w:tcPr>
-          <w:p>
-            <w:pPr>
-              <w:rPr>
-                <w:b/>
-                <w:bCs/>
-              </w:rPr>
-            </w:pPr>
-            <w:r>
-              <w:rPr>
-                <w:b/>
-                <w:bCs/>
-              </w:rPr>
-              <w:lastRenderedPageBreak/>
-              <w:t>Test Case</w:t>
-            </w:r>
-          </w:p>
-        </w:tc>
-        <w:tc>
-          <w:tcPr>
-            <w:tcW w:w="0" w:type="auto"/>
-            <w:vAlign w:val="center"/>
-            <w:hideMark/>
-          </w:tcPr>
-          <w:p>
-            <w:pPr>
-              <w:rPr>
-                <w:b/>
-                <w:bCs/>
-              </w:rPr>
-            </w:pPr>
-            <w:r>
-              <w:rPr>
-                <w:b/>
-                <w:bCs/>
-              </w:rPr>
-              <w:t>Condition</w:t>
-            </w:r>
-          </w:p>
-        </w:tc>
-        <w:tc>
-          <w:tcPr>
-            <w:tcW w:w="0" w:type="auto"/>
-            <w:vAlign w:val="center"/>
-            <w:hideMark/>
-          </w:tcPr>
-          <w:p>
-            <w:pPr>
-              <w:rPr>
-                <w:b/>
-                <w:bCs/>
-              </w:rPr>
-            </w:pPr>
-            <w:r>
-              <w:rPr>
-                <w:b/>
-                <w:bCs/>
-              </w:rPr>
-              <w:t>Expected Result</w:t>
-            </w:r>
-          </w:p>
-        </w:tc>
-      </w:tr>
-      <w:tr>
-        <w:trPr>
-          <w:tblCellSpacing w:w="15" w:type="dxa"/>
-        </w:trPr>
-        <w:tc>
-          <w:tcPr>
-            <w:tcW w:w="0" w:type="auto"/>
-            <w:vAlign w:val="center"/>
-            <w:hideMark/>
-          </w:tcPr>
-          <w:p>
-            <w:r>
-              <w:t>1</w:t>
-            </w:r>
-          </w:p>
-        </w:tc>
-        <w:tc>
-          <w:tcPr>
-            <w:tcW w:w="0" w:type="auto"/>
-            <w:vAlign w:val="center"/>
-            <w:hideMark/>
-          </w:tcPr>
-          <w:p>
-            <w:r>
-              <w:t>Total cost is below the budget</w:t>
-            </w:r>
-          </w:p>
-        </w:tc>
-        <w:tc>
-          <w:tcPr>
-            <w:tcW w:w="0" w:type="auto"/>
-            <w:vAlign w:val="center"/>
-            <w:hideMark/>
-          </w:tcPr>
-          <w:p>
-            <w:r>
-              <w:t>Shopping is within budget</w:t>
-            </w:r>
-          </w:p>
-        </w:tc>
-      </w:tr>
-      <w:tr>
-        <w:trPr>
-          <w:tblCellSpacing w:w="15" w:type="dxa"/>
-        </w:trPr>
-        <w:tc>
-          <w:tcPr>
-            <w:tcW w:w="0" w:type="auto"/>
-            <w:vAlign w:val="center"/>
-            <w:hideMark/>
-          </w:tcPr>
-          <w:p>
-            <w:r>
-              <w:t>2</w:t>
-            </w:r>
-          </w:p>
-        </w:tc>
-        <w:tc>
-          <w:tcPr>
-            <w:tcW w:w="0" w:type="auto"/>
-            <w:vAlign w:val="center"/>
-            <w:hideMark/>
-          </w:tcPr>
-          <w:p>
-            <w:r>
-              <w:t>Total cost exceeds the budget</w:t>
-            </w:r>
-          </w:p>
-        </w:tc>
-        <w:tc>
-          <w:tcPr>
-            <w:tcW w:w="0" w:type="auto"/>
-            <w:vAlign w:val="center"/>
-            <w:hideMark/>
-          </w:tcPr>
-          <w:p>
-            <w:r>
-              <w:t>Budget exceeded message</w:t>
-            </w:r>
-          </w:p>
-        </w:tc>
-      </w:tr>
-      <w:tr>
-        <w:trPr>
-          <w:tblCellSpacing w:w="15" w:type="dxa"/>
-        </w:trPr>
-        <w:tc>
-          <w:tcPr>
-            <w:tcW w:w="0" w:type="auto"/>
-            <w:vAlign w:val="center"/>
-            <w:hideMark/>
-          </w:tcPr>
-          <w:p>
-            <w:r>
-              <w:t>3</w:t>
-            </w:r>
-          </w:p>
-        </w:tc>
-        <w:tc>
-          <w:tcPr>
-            <w:tcW w:w="0" w:type="auto"/>
-            <w:vAlign w:val="center"/>
-            <w:hideMark/>
-          </w:tcPr>
-          <w:p>
-            <w:r>
-              <w:t>Product cost is ₹1,000 or more</w:t>
-            </w:r>
-          </w:p>
-        </w:tc>
-        <w:tc>
-          <w:tcPr>
-            <w:tcW w:w="0" w:type="auto"/>
-            <w:vAlign w:val="center"/>
-            <w:hideMark/>
-          </w:tcPr>
-          <w:p>
-            <w:r>
-              <w:t>10% discount applied</w:t>
-            </w:r>
-          </w:p>
-        </w:tc>
-      </w:tr>
-      <w:tr>
-        <w:trPr>
-          <w:tblCellSpacing w:w="15" w:type="dxa"/>
-        </w:trPr>
-        <w:tc>
-          <w:tcPr>
-            <w:tcW w:w="0" w:type="auto"/>
-            <w:vAlign w:val="center"/>
-            <w:hideMark/>
-          </w:tcPr>
-          <w:p>
-            <w:r>
-              <w:t>4</w:t>
-            </w:r>
-          </w:p>
-        </w:tc>
-        <w:tc>
-          <w:tcPr>
-            <w:tcW w:w="0" w:type="auto"/>
-            <w:vAlign w:val="center"/>
-            <w:hideMark/>
-          </w:tcPr>
-          <w:p>
-            <w:r>
-              <w:t>Product cost is below ₹1,000</w:t>
-            </w:r>
-          </w:p>
-        </w:tc>
-        <w:tc>
-          <w:tcPr>
-            <w:tcW w:w="0" w:type="auto"/>
-            <w:vAlign w:val="center"/>
-            <w:hideMark/>
-          </w:tcPr>
-          <w:p>
-            <w:r>
-              <w:t>No discount applied</w:t>
-            </w:r>
-          </w:p>
-        </w:tc>
-      </w:tr>
-      <w:tr>
-        <w:trPr>
-          <w:tblCellSpacing w:w="15" w:type="dxa"/>
-        </w:trPr>
-        <w:tc>
-          <w:tcPr>
-            <w:tcW w:w="0" w:type="auto"/>
-            <w:vAlign w:val="center"/>
-            <w:hideMark/>
-          </w:tcPr>
-          <w:p>
-            <w:r>
-              <w:t>5</w:t>
-            </w:r>
-          </w:p>
-        </w:tc>
-        <w:tc>
-          <w:tcPr>
-            <w:tcW w:w="0" w:type="auto"/>
-            <w:vAlign w:val="center"/>
-            <w:hideMark/>
-          </w:tcPr>
-          <w:p>
-            <w:r>
-              <w:t>Budget is exceeded</w:t>
-            </w:r>
-          </w:p>
-        </w:tc>
-        <w:tc>
-          <w:tcPr>
-            <w:tcW w:w="0" w:type="auto"/>
-            <w:vAlign w:val="center"/>
-            <w:hideMark/>
-          </w:tcPr>
-          <w:p>
-            <w:r>
-              <w:t>Products for possible reduction are identified</w:t>
-            </w:r>
-          </w:p>
-        </w:tc>
-      </w:tr>
-    </w:tbl>
-    <w:p>
-      <w:pPr>
-        <w:rPr>
-          <w:b/>
-          <w:bCs/>
-        </w:rPr>
-      </w:pPr>
-      <w:r>
-        <w:rPr>
-          <w:b/>
-          <w:bCs/>
-        </w:rPr>
-        <w:t>9. Sample Output</w:t>
-      </w:r>
-      <w:r>
-        <w:rPr>
-          <w:b/>
-          <w:bCs/>
-        </w:rPr>
-        <w:t>:</w:t>
-      </w:r>
-    </w:p>
-    <w:p>
-      <w:r>
-        <w:t>SHOPPING BILL</w:t>
-      </w:r>
-    </w:p>
-    <w:p>
-      <w:r>
-        <w:t>Bag | Quantity: 1 | Final Cost: Rs. 1080.0</w:t>
-      </w:r>
-    </w:p>
-    <w:p>
-      <w:r>
-        <w:t>Shoes | Quantity: 1 | Final Cost: Rs. 1350.0</w:t>
-      </w:r>
-    </w:p>
-    <w:p>
-      <w:r>
-        <w:t>Notebook | Quantity: 5 | Final Cost: Rs. 500</w:t>
-      </w:r>
-    </w:p>
-    <w:p>
-      <w:r>
-        <w:t>Pen | Quantity: 5 | Final Cost: Rs. 100</w:t>
-      </w:r>
-    </w:p>
-    <w:p>
-      <w:r>
-        <w:t>Total Cost: Rs. 3030.0</w:t>
-      </w:r>
-    </w:p>
-    <w:p>
-      <w:r>
-        <w:t>Budget: Rs. 3000</w:t>
-      </w:r>
-    </w:p>
-    <w:p>
-      <w:r>
-        <w:t>Budget exceeded!</w:t>
-      </w:r>
-    </w:p>
-    <w:p>
-      <w:r>
-        <w:t>Reduce the following purchases:</w:t>
-      </w:r>
-    </w:p>
-    <w:p>
-      <w:r>
-        <w:t>- Bag</w:t>
-      </w:r>
-    </w:p>
-    <w:p>
-      <w:r>
-        <w:t>- Shoes</w:t>
-      </w:r>
-    </w:p>
-    <w:p>
-      <w:pPr>
-        <w:rPr>
-          <w:b/>
-          <w:bCs/>
-        </w:rPr>
-      </w:pPr>
-      <w:proofErr w:type="gramStart"/>
-      <w:r>
-        <w:rPr>
-          <w:b/>
-          <w:bCs/>
-        </w:rPr>
-        <w:t>10:Actual</w:t>
-      </w:r>
-      <w:proofErr w:type="gramEnd"/>
-      <w:r>
-        <w:rPr>
-          <w:b/>
-          <w:bCs/>
-        </w:rPr>
-        <w:t xml:space="preserve"> Output:</w:t>
-      </w:r>
-    </w:p>
-    <w:p>
-      <w:r>
-        <w:rPr>
-          <w:noProof/>
-        </w:rPr>
-        <w:lastRenderedPageBreak/>
-        <w:drawing>
-          <wp:inline distT="0" distB="0" distL="0" distR="0" wp14:anchorId="15BA78EF" wp14:editId="0879A7E9">
-            <wp:extent cx="5731510" cy="2028190"/>
-            <wp:effectExtent l="0" t="0" r="2540" b="0"/>
-            <wp:docPr id="1393051832" name="Picture 6"/>
-            <wp:cNvGraphicFramePr>
-              <a:graphicFrameLocks xmlns:a="http://schemas.openxmlformats.org/drawingml/2006/main" noChangeAspect="1"/>
-            </wp:cNvGraphicFramePr>
-            <a:graphic xmlns:a="http://schemas.openxmlformats.org/drawingml/2006/main">
-              <a:graphicData uri="http://schemas.openxmlformats.org/drawingml/2006/picture">
-                <pic:pic xmlns:pic="http://schemas.openxmlformats.org/drawingml/2006/picture">
-                  <pic:nvPicPr>
-                    <pic:cNvPr id="0" name="Picture 11"/>
-                    <pic:cNvPicPr>
-                      <a:picLocks noChangeAspect="1" noChangeArrowheads="1"/>
-                    </pic:cNvPicPr>
-                  </pic:nvPicPr>
-                  <pic:blipFill>
-                    <a:blip r:embed="rId15" cstate="print">
-                      <a:extLst>
-                        <a:ext uri="{28A0092B-C50C-407E-A947-70E740481C1C}">
-                          <a14:useLocalDpi xmlns:a14="http://schemas.microsoft.com/office/drawing/2010/main" val="0"/>
-                        </a:ext>
-                      </a:extLst>
-                    </a:blip>
-                    <a:srcRect/>
-                    <a:stretch>
-                      <a:fillRect/>
-                    </a:stretch>
-                  </pic:blipFill>
-                  <pic:spPr bwMode="auto">
-                    <a:xfrm>
-                      <a:off x="0" y="0"/>
-                      <a:ext cx="5731510" cy="2028190"/>
-                    </a:xfrm>
-                    <a:prstGeom prst="rect">
-                      <a:avLst/>
-                    </a:prstGeom>
-                    <a:noFill/>
-                    <a:ln>
-                      <a:noFill/>
-                    </a:ln>
-                  </pic:spPr>
-                </pic:pic>
-              </a:graphicData>
-            </a:graphic>
-          </wp:inline>
-        </w:drawing>
-      </w:r>
-    </w:p>
-    <w:p/>
-    <w:p>
-      <w:pPr>
-        <w:rPr>
-          <w:b/>
-          <w:bCs/>
-        </w:rPr>
-      </w:pPr>
-      <w:r>
-        <w:rPr>
-          <w:b/>
-          <w:bCs/>
-        </w:rPr>
-        <w:t>10.</w:t>
-      </w:r>
-      <w:r>
-        <w:rPr>
-          <w:b/>
-          <w:bCs/>
-        </w:rPr>
-        <w:t>Conclusion:</w:t>
-      </w:r>
-    </w:p>
-    <w:p>
-      <w:r>
-        <w:t>Thus, the Multi-Product Shopping Budget Constraint program was developed successfully using Python. It calculates product costs, applies discounts, determines the total shopping bill, and identifies purchases that can be reduced when the total exceeds the available budget.</w:t>
-      </w:r>
-    </w:p>
-    <w:p/>
-    <w:p/>
-    <w:p/>
-    <w:p/>
     <w:p/>
     <w:sectPr>
       <w:pgSz w:w="11906" w:h="16838"/>
